--- a/song journeys for copying/Song Journey - All Along the Watchtower.docx
+++ b/song journeys for copying/Song Journey - All Along the Watchtower.docx
@@ -192,7 +192,7 @@
         <w:rPr>
           <w:color w:val="222222"/>
         </w:rPr>
-        <w:t>Teaching layers: 2 beats per chord. No capo.</w:t>
+        <w:t>Teaching layers: 2 beats per chord.</w:t>
       </w:r>
     </w:p>
     <w:p>
@@ -265,15 +265,7 @@
           <w:szCs w:val="20"/>
         </w:rPr>
         <w:tab/>
-        <w:t>Mo</w:t>
-      </w:r>
-      <w:r>
-        <w:rPr>
-          <w:color w:val="FFFFFF"/>
-          <w:sz w:val="20"/>
-          <w:szCs w:val="20"/>
-        </w:rPr>
-        <w:t>dule 1</w:t>
+        <w:t>Module 1</w:t>
       </w:r>
     </w:p>
     <w:p>
@@ -362,7 +354,15 @@
           <w:sz w:val="22"/>
           <w:szCs w:val="22"/>
         </w:rPr>
-        <w:t>Listen for the Am · G · F · G loop repeating underneath.</w:t>
+        <w:t xml:space="preserve">Listen for the Am · G · F · G loop repeating </w:t>
+      </w:r>
+      <w:r>
+        <w:rPr>
+          <w:color w:val="222222"/>
+          <w:sz w:val="22"/>
+          <w:szCs w:val="22"/>
+        </w:rPr>
+        <w:t>underneath.</w:t>
       </w:r>
     </w:p>
     <w:p>
@@ -526,15 +526,293 @@
           <w:sz w:val="22"/>
           <w:szCs w:val="22"/>
         </w:rPr>
-        <w:t>Three notes on the low E string carry this whole song: the roots of the Am · G · F · G loop.</w:t>
-      </w:r>
-      <w:r>
-        <w:rPr>
-          <w:color w:val="222222"/>
+        <w:t>Three notes on the low E string carry this whole song: the roots of the Am · G · F · G loop. This riff was your Module 2 assessment piece.</w:t>
+      </w:r>
+    </w:p>
+    <w:p>
+      <w:pPr>
+        <w:keepNext/>
+        <w:pBdr>
+          <w:left w:val="single" w:sz="18" w:space="8" w:color="5B3FA6"/>
+        </w:pBdr>
+        <w:spacing w:before="80" w:after="60"/>
+        <w:ind w:left="120"/>
+      </w:pPr>
+      <w:r>
+        <w:rPr>
+          <w:b/>
+          <w:bCs/>
+          <w:color w:val="5B3FA6"/>
+          <w:sz w:val="18"/>
+          <w:szCs w:val="18"/>
+        </w:rPr>
+        <w:t>B</w:t>
+      </w:r>
+      <w:r>
+        <w:rPr>
+          <w:b/>
+          <w:bCs/>
+          <w:color w:val="5B3FA6"/>
+          <w:sz w:val="18"/>
+          <w:szCs w:val="18"/>
+        </w:rPr>
+        <w:t>ass loop · low E string · one lap = two bars</w:t>
+      </w:r>
+    </w:p>
+    <w:p>
+      <w:pPr>
+        <w:keepNext/>
+        <w:keepLines/>
+        <w:pBdr>
+          <w:left w:val="single" w:sz="18" w:space="8" w:color="5B3FA6"/>
+        </w:pBdr>
+        <w:ind w:left="120"/>
+      </w:pPr>
+      <w:r>
+        <w:rPr>
+          <w:rFonts w:ascii="Courier New" w:eastAsia="Courier New" w:hAnsi="Courier New" w:cs="Courier New"/>
+          <w:color w:val="222222"/>
+          <w:sz w:val="17"/>
+          <w:szCs w:val="17"/>
+        </w:rPr>
+        <w:t xml:space="preserve">     A    A    G    G     F    F    G    G   (loop)</w:t>
+      </w:r>
+    </w:p>
+    <w:p>
+      <w:pPr>
+        <w:keepNext/>
+        <w:keepLines/>
+        <w:pBdr>
+          <w:left w:val="single" w:sz="18" w:space="8" w:color="5B3FA6"/>
+        </w:pBdr>
+        <w:ind w:left="120"/>
+      </w:pPr>
+      <w:r>
+        <w:rPr>
+          <w:rFonts w:ascii="Courier New" w:eastAsia="Courier New" w:hAnsi="Courier New" w:cs="Courier New"/>
+          <w:color w:val="222222"/>
+          <w:sz w:val="17"/>
+          <w:szCs w:val="17"/>
+        </w:rPr>
+        <w:t>e |--------------------|--------------------|</w:t>
+      </w:r>
+    </w:p>
+    <w:p>
+      <w:pPr>
+        <w:keepNext/>
+        <w:keepLines/>
+        <w:pBdr>
+          <w:left w:val="single" w:sz="18" w:space="8" w:color="5B3FA6"/>
+        </w:pBdr>
+        <w:ind w:left="120"/>
+      </w:pPr>
+      <w:r>
+        <w:rPr>
+          <w:rFonts w:ascii="Courier New" w:eastAsia="Courier New" w:hAnsi="Courier New" w:cs="Courier New"/>
+          <w:color w:val="222222"/>
+          <w:sz w:val="17"/>
+          <w:szCs w:val="17"/>
+        </w:rPr>
+        <w:t>B |--------------------|--------------------|</w:t>
+      </w:r>
+    </w:p>
+    <w:p>
+      <w:pPr>
+        <w:keepNext/>
+        <w:keepLines/>
+        <w:pBdr>
+          <w:left w:val="single" w:sz="18" w:space="8" w:color="5B3FA6"/>
+        </w:pBdr>
+        <w:ind w:left="120"/>
+      </w:pPr>
+      <w:r>
+        <w:rPr>
+          <w:rFonts w:ascii="Courier New" w:eastAsia="Courier New" w:hAnsi="Courier New" w:cs="Courier New"/>
+          <w:color w:val="222222"/>
+          <w:sz w:val="17"/>
+          <w:szCs w:val="17"/>
+        </w:rPr>
+        <w:t>G |--------------------|--------------------|</w:t>
+      </w:r>
+    </w:p>
+    <w:p>
+      <w:pPr>
+        <w:keepNext/>
+        <w:keepLines/>
+        <w:pBdr>
+          <w:left w:val="single" w:sz="18" w:space="8" w:color="5B3FA6"/>
+        </w:pBdr>
+        <w:ind w:left="120"/>
+      </w:pPr>
+      <w:r>
+        <w:rPr>
+          <w:rFonts w:ascii="Courier New" w:eastAsia="Courier New" w:hAnsi="Courier New" w:cs="Courier New"/>
+          <w:color w:val="222222"/>
+          <w:sz w:val="17"/>
+          <w:szCs w:val="17"/>
+        </w:rPr>
+        <w:t>D |--------------------|--------------------|</w:t>
+      </w:r>
+    </w:p>
+    <w:p>
+      <w:pPr>
+        <w:keepNext/>
+        <w:keepLines/>
+        <w:pBdr>
+          <w:left w:val="single" w:sz="18" w:space="8" w:color="5B3FA6"/>
+        </w:pBdr>
+        <w:ind w:left="120"/>
+      </w:pPr>
+      <w:r>
+        <w:rPr>
+          <w:rFonts w:ascii="Courier New" w:eastAsia="Courier New" w:hAnsi="Courier New" w:cs="Courier New"/>
+          <w:color w:val="222222"/>
+          <w:sz w:val="17"/>
+          <w:szCs w:val="17"/>
+        </w:rPr>
+        <w:t>A |--------------------|--------------------|</w:t>
+      </w:r>
+    </w:p>
+    <w:p>
+      <w:pPr>
+        <w:keepNext/>
+        <w:keepLines/>
+        <w:pBdr>
+          <w:left w:val="single" w:sz="18" w:space="8" w:color="5B3FA6"/>
+        </w:pBdr>
+        <w:ind w:left="120"/>
+      </w:pPr>
+      <w:r>
+        <w:rPr>
+          <w:rFonts w:ascii="Courier New" w:eastAsia="Courier New" w:hAnsi="Courier New" w:cs="Courier New"/>
+          <w:color w:val="222222"/>
+          <w:sz w:val="17"/>
+          <w:szCs w:val="17"/>
+        </w:rPr>
+        <w:t>E |--5----5----3----3--|--1----1----3----3--|</w:t>
+      </w:r>
+    </w:p>
+    <w:p>
+      <w:pPr>
+        <w:keepNext/>
+        <w:spacing w:after="60"/>
+      </w:pPr>
+    </w:p>
+    <w:p>
+      <w:pPr>
+        <w:keepNext/>
+        <w:keepLines/>
+        <w:pBdr>
+          <w:left w:val="single" w:sz="18" w:space="8" w:color="5B3FA6"/>
+        </w:pBdr>
+        <w:shd w:val="clear" w:color="auto" w:fill="EFEBF8"/>
+        <w:spacing w:before="80" w:after="20"/>
+        <w:ind w:left="120"/>
+      </w:pPr>
+      <w:r>
+        <w:rPr>
+          <w:b/>
+          <w:bCs/>
+          <w:color w:val="222222"/>
+        </w:rPr>
+        <w:t xml:space="preserve">Play it: </w:t>
+      </w:r>
+      <w:r>
+        <w:rPr>
+          <w:color w:val="222222"/>
+        </w:rPr>
+        <w:t>Pick one note per beat at 60 BPM. Each root twice before it changes.</w:t>
+      </w:r>
+    </w:p>
+    <w:p>
+      <w:pPr>
+        <w:keepNext/>
+        <w:keepLines/>
+        <w:pBdr>
+          <w:left w:val="single" w:sz="18" w:space="8" w:color="5B3FA6"/>
+        </w:pBdr>
+        <w:shd w:val="clear" w:color="auto" w:fill="EFEBF8"/>
+        <w:spacing w:after="20"/>
+        <w:ind w:left="120"/>
+      </w:pPr>
+      <w:r>
+        <w:rPr>
+          <w:color w:val="222222"/>
+        </w:rPr>
+        <w:t>Run 4 laps without stopping.</w:t>
+      </w:r>
+    </w:p>
+    <w:p>
+      <w:pPr>
+        <w:keepLines/>
+        <w:pBdr>
+          <w:left w:val="single" w:sz="18" w:space="8" w:color="5B3FA6"/>
+        </w:pBdr>
+        <w:shd w:val="clear" w:color="auto" w:fill="EFEBF8"/>
+        <w:spacing w:after="120"/>
+        <w:ind w:left="120"/>
+      </w:pPr>
+      <w:r>
+        <w:rPr>
+          <w:color w:val="222222"/>
+        </w:rPr>
+        <w:t>Index on f</w:t>
+      </w:r>
+      <w:r>
+        <w:rPr>
+          <w:color w:val="222222"/>
+        </w:rPr>
+        <w:t>ret 1 (F). Ring on fret 3 (G). Pinky on fret 5 (A).</w:t>
+      </w:r>
+    </w:p>
+    <w:p>
+      <w:pPr>
+        <w:spacing w:after="120"/>
+        <w:ind w:left="120"/>
+      </w:pPr>
+      <w:r>
+        <w:rPr>
+          <w:b/>
+          <w:bCs/>
+          <w:color w:val="5B3FA6"/>
+        </w:rPr>
+        <w:t xml:space="preserve">You've got it when: </w:t>
+      </w:r>
+      <w:r>
+        <w:rPr>
+          <w:color w:val="222222"/>
+        </w:rPr>
+        <w:t>You can play it from memory at 60 BPM, no stops.</w:t>
+      </w:r>
+    </w:p>
+    <w:p>
+      <w:pPr>
+        <w:keepNext/>
+        <w:spacing w:before="60" w:after="30"/>
+      </w:pPr>
+      <w:r>
+        <w:rPr>
+          <w:b/>
+          <w:bCs/>
+          <w:color w:val="5B3FA6"/>
           <w:sz w:val="22"/>
           <w:szCs w:val="22"/>
         </w:rPr>
-        <w:t xml:space="preserve"> This riff was your Module 2 assessment piece.</w:t>
+        <w:lastRenderedPageBreak/>
+        <w:t>Level up</w:t>
+      </w:r>
+    </w:p>
+    <w:p>
+      <w:pPr>
+        <w:keepNext/>
+        <w:spacing w:after="40"/>
+        <w:ind w:left="360"/>
+      </w:pPr>
+      <w:r>
+        <w:rPr>
+          <w:color w:val="222222"/>
+        </w:rPr>
+        <w:t>Pick each root twice per beat instead of once. Same frets, same order.</w:t>
       </w:r>
     </w:p>
     <w:p>
@@ -554,299 +832,26 @@
           <w:sz w:val="18"/>
           <w:szCs w:val="18"/>
         </w:rPr>
-        <w:t>Bass loop · low E string · one lap = two bars</w:t>
-      </w:r>
-    </w:p>
-    <w:p>
-      <w:pPr>
-        <w:keepNext/>
-        <w:keepLines/>
-        <w:pBdr>
-          <w:left w:val="single" w:sz="18" w:space="8" w:color="5B3FA6"/>
-        </w:pBdr>
-        <w:ind w:left="120"/>
-      </w:pPr>
-      <w:r>
-        <w:rPr>
-          <w:rFonts w:ascii="Courier New" w:eastAsia="Courier New" w:hAnsi="Courier New" w:cs="Courier New"/>
-          <w:color w:val="222222"/>
-          <w:sz w:val="17"/>
-          <w:szCs w:val="17"/>
-        </w:rPr>
-        <w:t xml:space="preserve">     A    A    G    G     F    F    G    G   (loop)</w:t>
-      </w:r>
-    </w:p>
-    <w:p>
-      <w:pPr>
-        <w:keepNext/>
-        <w:keepLines/>
-        <w:pBdr>
-          <w:left w:val="single" w:sz="18" w:space="8" w:color="5B3FA6"/>
-        </w:pBdr>
-        <w:ind w:left="120"/>
-      </w:pPr>
-      <w:r>
-        <w:rPr>
-          <w:rFonts w:ascii="Courier New" w:eastAsia="Courier New" w:hAnsi="Courier New" w:cs="Courier New"/>
-          <w:color w:val="222222"/>
-          <w:sz w:val="17"/>
-          <w:szCs w:val="17"/>
-        </w:rPr>
-        <w:t>e |--------------------|--------------------|</w:t>
-      </w:r>
-    </w:p>
-    <w:p>
-      <w:pPr>
-        <w:keepNext/>
-        <w:keepLines/>
-        <w:pBdr>
-          <w:left w:val="single" w:sz="18" w:space="8" w:color="5B3FA6"/>
-        </w:pBdr>
-        <w:ind w:left="120"/>
-      </w:pPr>
-      <w:r>
-        <w:rPr>
-          <w:rFonts w:ascii="Courier New" w:eastAsia="Courier New" w:hAnsi="Courier New" w:cs="Courier New"/>
-          <w:color w:val="222222"/>
-          <w:sz w:val="17"/>
-          <w:szCs w:val="17"/>
-        </w:rPr>
-        <w:t>B |--------------------|--------------------|</w:t>
-      </w:r>
-    </w:p>
-    <w:p>
-      <w:pPr>
-        <w:keepNext/>
-        <w:keepLines/>
-        <w:pBdr>
-          <w:left w:val="single" w:sz="18" w:space="8" w:color="5B3FA6"/>
-        </w:pBdr>
-        <w:ind w:left="120"/>
-      </w:pPr>
-      <w:r>
-        <w:rPr>
-          <w:rFonts w:ascii="Courier New" w:eastAsia="Courier New" w:hAnsi="Courier New" w:cs="Courier New"/>
-          <w:color w:val="222222"/>
-          <w:sz w:val="17"/>
-          <w:szCs w:val="17"/>
-        </w:rPr>
-        <w:t>G |--------------------|--------------------|</w:t>
-      </w:r>
-    </w:p>
-    <w:p>
-      <w:pPr>
-        <w:keepNext/>
-        <w:keepLines/>
-        <w:pBdr>
-          <w:left w:val="single" w:sz="18" w:space="8" w:color="5B3FA6"/>
-        </w:pBdr>
-        <w:ind w:left="120"/>
-      </w:pPr>
-      <w:r>
-        <w:rPr>
-          <w:rFonts w:ascii="Courier New" w:eastAsia="Courier New" w:hAnsi="Courier New" w:cs="Courier New"/>
-          <w:color w:val="222222"/>
-          <w:sz w:val="17"/>
-          <w:szCs w:val="17"/>
-        </w:rPr>
-        <w:t>D |--------------------|--------------------|</w:t>
-      </w:r>
-    </w:p>
-    <w:p>
-      <w:pPr>
-        <w:keepNext/>
-        <w:keepLines/>
-        <w:pBdr>
-          <w:left w:val="single" w:sz="18" w:space="8" w:color="5B3FA6"/>
-        </w:pBdr>
-        <w:ind w:left="120"/>
-      </w:pPr>
-      <w:r>
-        <w:rPr>
-          <w:rFonts w:ascii="Courier New" w:eastAsia="Courier New" w:hAnsi="Courier New" w:cs="Courier New"/>
-          <w:color w:val="222222"/>
-          <w:sz w:val="17"/>
-          <w:szCs w:val="17"/>
-        </w:rPr>
-        <w:t>A |--------------------|--------------------|</w:t>
-      </w:r>
-    </w:p>
-    <w:p>
-      <w:pPr>
-        <w:keepLines/>
-        <w:pBdr>
-          <w:left w:val="single" w:sz="18" w:space="8" w:color="5B3FA6"/>
-        </w:pBdr>
-        <w:ind w:left="120"/>
-      </w:pPr>
-      <w:r>
-        <w:rPr>
-          <w:rFonts w:ascii="Courier New" w:eastAsia="Courier New" w:hAnsi="Courier New" w:cs="Courier New"/>
-          <w:color w:val="222222"/>
-          <w:sz w:val="17"/>
-          <w:szCs w:val="17"/>
-        </w:rPr>
-        <w:t>E |--5----5----3----3--|--1----1----3----3--|</w:t>
-      </w:r>
-    </w:p>
-    <w:p>
-      <w:pPr>
-        <w:spacing w:after="60"/>
-      </w:pPr>
-    </w:p>
-    <w:p>
-      <w:pPr>
-        <w:keepNext/>
-        <w:keepLines/>
-        <w:pBdr>
-          <w:left w:val="single" w:sz="18" w:space="8" w:color="5B3FA6"/>
-        </w:pBdr>
-        <w:shd w:val="clear" w:color="auto" w:fill="EFEBF8"/>
-        <w:spacing w:before="80" w:after="20"/>
-        <w:ind w:left="120"/>
-      </w:pPr>
-      <w:r>
-        <w:rPr>
-          <w:b/>
-          <w:bCs/>
-          <w:color w:val="222222"/>
-        </w:rPr>
-        <w:t xml:space="preserve">Play it: </w:t>
-      </w:r>
-      <w:r>
-        <w:rPr>
-          <w:color w:val="222222"/>
-        </w:rPr>
-        <w:t>Pick one note per beat at 60 BPM. Each root twice before it ch</w:t>
-      </w:r>
-      <w:r>
-        <w:rPr>
-          <w:color w:val="222222"/>
-        </w:rPr>
-        <w:t>anges.</w:t>
-      </w:r>
-    </w:p>
-    <w:p>
-      <w:pPr>
-        <w:keepNext/>
-        <w:keepLines/>
-        <w:pBdr>
-          <w:left w:val="single" w:sz="18" w:space="8" w:color="5B3FA6"/>
-        </w:pBdr>
-        <w:shd w:val="clear" w:color="auto" w:fill="EFEBF8"/>
-        <w:spacing w:after="20"/>
-        <w:ind w:left="120"/>
-      </w:pPr>
-      <w:r>
-        <w:rPr>
-          <w:color w:val="222222"/>
-        </w:rPr>
-        <w:t>Run 4 laps without stopping.</w:t>
-      </w:r>
-    </w:p>
-    <w:p>
-      <w:pPr>
-        <w:keepLines/>
-        <w:pBdr>
-          <w:left w:val="single" w:sz="18" w:space="8" w:color="5B3FA6"/>
-        </w:pBdr>
-        <w:shd w:val="clear" w:color="auto" w:fill="EFEBF8"/>
-        <w:spacing w:after="120"/>
-        <w:ind w:left="120"/>
-      </w:pPr>
-      <w:r>
-        <w:rPr>
-          <w:color w:val="222222"/>
-        </w:rPr>
-        <w:t>Index on fret 1 (F). Ring on fret 3 (G). Pinky on fret 5 (A).</w:t>
-      </w:r>
-    </w:p>
-    <w:p>
-      <w:pPr>
-        <w:spacing w:after="120"/>
-        <w:ind w:left="120"/>
-      </w:pPr>
-      <w:r>
-        <w:rPr>
-          <w:b/>
-          <w:bCs/>
-          <w:color w:val="5B3FA6"/>
-        </w:rPr>
-        <w:t xml:space="preserve">You've got it when: </w:t>
-      </w:r>
-      <w:r>
-        <w:rPr>
-          <w:color w:val="222222"/>
-        </w:rPr>
-        <w:t>You can play it from memory at 60 BPM, no stops.</w:t>
-      </w:r>
-    </w:p>
-    <w:p>
-      <w:pPr>
-        <w:keepNext/>
-        <w:spacing w:before="60" w:after="30"/>
-      </w:pPr>
-      <w:r>
-        <w:rPr>
-          <w:b/>
-          <w:bCs/>
-          <w:color w:val="5B3FA6"/>
-          <w:sz w:val="22"/>
-          <w:szCs w:val="22"/>
-        </w:rPr>
-        <w:t>Level up</w:t>
-      </w:r>
-    </w:p>
-    <w:p>
-      <w:pPr>
-        <w:keepNext/>
-        <w:spacing w:after="40"/>
-        <w:ind w:left="360"/>
-      </w:pPr>
-      <w:r>
-        <w:rPr>
-          <w:color w:val="222222"/>
-        </w:rPr>
-        <w:t>Pick each root twice per beat instead of once. Same frets, same order.</w:t>
-      </w:r>
-    </w:p>
-    <w:p>
-      <w:pPr>
-        <w:keepNext/>
-        <w:pBdr>
-          <w:left w:val="single" w:sz="18" w:space="8" w:color="5B3FA6"/>
-        </w:pBdr>
-        <w:spacing w:before="80" w:after="60"/>
-        <w:ind w:left="120"/>
-      </w:pPr>
-      <w:r>
-        <w:rPr>
-          <w:b/>
-          <w:bCs/>
-          <w:color w:val="5B3FA6"/>
-          <w:sz w:val="18"/>
-          <w:szCs w:val="18"/>
-        </w:rPr>
-        <w:t>Level up · same notes, twice the speed · one lap = one bar</w:t>
-      </w:r>
-    </w:p>
-    <w:p>
-      <w:pPr>
-        <w:keepNext/>
-        <w:keepLines/>
-        <w:pBdr>
-          <w:left w:val="single" w:sz="18" w:space="8" w:color="5B3FA6"/>
-        </w:pBdr>
-        <w:ind w:left="120"/>
-      </w:pPr>
-      <w:r>
-        <w:rPr>
-          <w:rFonts w:ascii="Courier New" w:eastAsia="Courier New" w:hAnsi="Courier New" w:cs="Courier New"/>
-          <w:color w:val="222222"/>
-          <w:sz w:val="17"/>
-          <w:szCs w:val="17"/>
-        </w:rPr>
-        <w:t xml:space="preserve">     A       A       G       G          F       F       G       G      (loop)</w:t>
+        <w:t>Level up · 2 notes per beat · one lap = 2 bars</w:t>
+      </w:r>
+    </w:p>
+    <w:p>
+      <w:pPr>
+        <w:keepNext/>
+        <w:keepLines/>
+        <w:pBdr>
+          <w:left w:val="single" w:sz="18" w:space="8" w:color="5B3FA6"/>
+        </w:pBdr>
+        <w:ind w:left="120"/>
+      </w:pPr>
+      <w:r>
+        <w:rPr>
+          <w:rFonts w:ascii="Courier New" w:eastAsia="Courier New" w:hAnsi="Courier New" w:cs="Courier New"/>
+          <w:color w:val="222222"/>
+          <w:sz w:val="17"/>
+          <w:szCs w:val="17"/>
+        </w:rPr>
+        <w:t xml:space="preserve">    A       G          F       G      (loop)</w:t>
       </w:r>
     </w:p>
     <w:p>
@@ -903,16 +908,7 @@
           <w:sz w:val="17"/>
           <w:szCs w:val="17"/>
         </w:rPr>
-        <w:t>G |------------------|-------------</w:t>
-      </w:r>
-      <w:r>
-        <w:rPr>
-          <w:rFonts w:ascii="Courier New" w:eastAsia="Courier New" w:hAnsi="Courier New" w:cs="Courier New"/>
-          <w:color w:val="222222"/>
-          <w:sz w:val="17"/>
-          <w:szCs w:val="17"/>
-        </w:rPr>
-        <w:t>-----|</w:t>
+        <w:t>G |------------------|------------------|</w:t>
       </w:r>
     </w:p>
     <w:p>
@@ -955,24 +951,35 @@
     </w:p>
     <w:p>
       <w:pPr>
-        <w:keepLines/>
-        <w:pBdr>
-          <w:left w:val="single" w:sz="18" w:space="8" w:color="5B3FA6"/>
-        </w:pBdr>
-        <w:ind w:left="120"/>
-      </w:pPr>
-      <w:r>
-        <w:rPr>
-          <w:rFonts w:ascii="Courier New" w:eastAsia="Courier New" w:hAnsi="Courier New" w:cs="Courier New"/>
-          <w:color w:val="222222"/>
-          <w:sz w:val="17"/>
-          <w:szCs w:val="17"/>
-        </w:rPr>
-        <w:t>E |-5-5-5-5-3-3-3-3--|-1-1-1-1-3-3-3-3--|</w:t>
-      </w:r>
-    </w:p>
-    <w:p>
-      <w:pPr>
+        <w:keepNext/>
+        <w:keepLines/>
+        <w:pBdr>
+          <w:left w:val="single" w:sz="18" w:space="8" w:color="5B3FA6"/>
+        </w:pBdr>
+        <w:ind w:left="120"/>
+      </w:pPr>
+      <w:r>
+        <w:rPr>
+          <w:rFonts w:ascii="Courier New" w:eastAsia="Courier New" w:hAnsi="Courier New" w:cs="Courier New"/>
+          <w:color w:val="222222"/>
+          <w:sz w:val="17"/>
+          <w:szCs w:val="17"/>
+        </w:rPr>
+        <w:t>E</w:t>
+      </w:r>
+      <w:r>
+        <w:rPr>
+          <w:rFonts w:ascii="Courier New" w:eastAsia="Courier New" w:hAnsi="Courier New" w:cs="Courier New"/>
+          <w:color w:val="222222"/>
+          <w:sz w:val="17"/>
+          <w:szCs w:val="17"/>
+        </w:rPr>
+        <w:t xml:space="preserve"> |-5-5-5-5-3-3-3-3--|-1-1-1-1-3-3-3-3--|</w:t>
+      </w:r>
+    </w:p>
+    <w:p>
+      <w:pPr>
+        <w:keepNext/>
         <w:spacing w:after="60"/>
       </w:pPr>
     </w:p>
@@ -1066,16 +1073,7 @@
           <w:sz w:val="17"/>
           <w:szCs w:val="17"/>
         </w:rPr>
-        <w:t xml:space="preserve">     A5   A5   G5   G5    F5   F5   G5   G5   (loo</w:t>
-      </w:r>
-      <w:r>
-        <w:rPr>
-          <w:rFonts w:ascii="Courier New" w:eastAsia="Courier New" w:hAnsi="Courier New" w:cs="Courier New"/>
-          <w:color w:val="222222"/>
-          <w:sz w:val="17"/>
-          <w:szCs w:val="17"/>
-        </w:rPr>
-        <w:t>p)</w:t>
+        <w:t xml:space="preserve">     A5   A5   G5   G5    F5   F5   G5   G5   (loop)</w:t>
       </w:r>
     </w:p>
     <w:p>
@@ -1151,7 +1149,16 @@
           <w:sz w:val="17"/>
           <w:szCs w:val="17"/>
         </w:rPr>
-        <w:t>D |--------------------|--------------------|</w:t>
+        <w:t>D |--</w:t>
+      </w:r>
+      <w:r>
+        <w:rPr>
+          <w:rFonts w:ascii="Courier New" w:eastAsia="Courier New" w:hAnsi="Courier New" w:cs="Courier New"/>
+          <w:color w:val="222222"/>
+          <w:sz w:val="17"/>
+          <w:szCs w:val="17"/>
+        </w:rPr>
+        <w:t>------------------|--------------------|</w:t>
       </w:r>
     </w:p>
     <w:p>
@@ -1335,6 +1342,7 @@
     </w:p>
     <w:p>
       <w:pPr>
+        <w:keepNext/>
         <w:keepLines/>
         <w:pBdr>
           <w:left w:val="single" w:sz="18" w:space="8" w:color="5B3FA6"/>
@@ -1353,6 +1361,7 @@
     </w:p>
     <w:p>
       <w:pPr>
+        <w:keepNext/>
         <w:spacing w:after="60"/>
       </w:pPr>
     </w:p>
@@ -1414,7 +1423,7 @@
         <w:rPr>
           <w:color w:val="222222"/>
         </w:rPr>
-        <w:t>Keep your grip — one shape, your arm does the moving.</w:t>
+        <w:t>Keep the shape. Move your whole arm.</w:t>
       </w:r>
     </w:p>
     <w:p>
@@ -1502,29 +1511,31 @@
           <w:sz w:val="17"/>
           <w:szCs w:val="17"/>
         </w:rPr>
-        <w:t>|  A5   G5   |  F5   G5   |  (loop)</w:t>
-      </w:r>
-    </w:p>
-    <w:p>
-      <w:pPr>
-        <w:keepLines/>
-        <w:pBdr>
-          <w:left w:val="single" w:sz="18" w:space="8" w:color="5B3FA6"/>
-        </w:pBdr>
-        <w:ind w:left="120"/>
-      </w:pPr>
-      <w:r>
-        <w:rPr>
-          <w:rFonts w:ascii="Courier New" w:eastAsia="Courier New" w:hAnsi="Courier New" w:cs="Courier New"/>
-          <w:color w:val="222222"/>
-          <w:sz w:val="17"/>
-          <w:szCs w:val="17"/>
-        </w:rPr>
-        <w:t xml:space="preserve">   1    2    3    4    1    2    3    4</w:t>
-      </w:r>
-    </w:p>
-    <w:p>
-      <w:pPr>
+        <w:t>|  A5   G5   F5   G5  |  A5   G5   F5   G5  |</w:t>
+      </w:r>
+    </w:p>
+    <w:p>
+      <w:pPr>
+        <w:keepNext/>
+        <w:keepLines/>
+        <w:pBdr>
+          <w:left w:val="single" w:sz="18" w:space="8" w:color="5B3FA6"/>
+        </w:pBdr>
+        <w:ind w:left="120"/>
+      </w:pPr>
+      <w:r>
+        <w:rPr>
+          <w:rFonts w:ascii="Courier New" w:eastAsia="Courier New" w:hAnsi="Courier New" w:cs="Courier New"/>
+          <w:color w:val="222222"/>
+          <w:sz w:val="17"/>
+          <w:szCs w:val="17"/>
+        </w:rPr>
+        <w:t xml:space="preserve">   1    2    3    4      1    2    3    4</w:t>
+      </w:r>
+    </w:p>
+    <w:p>
+      <w:pPr>
+        <w:keepNext/>
         <w:spacing w:after="60"/>
       </w:pPr>
     </w:p>
@@ -1579,57 +1590,1057 @@
           <w:sz w:val="22"/>
           <w:szCs w:val="22"/>
         </w:rPr>
-        <w:t xml:space="preserve">The loop is in A minor, so A minor pentatonic Pattern 1 fits every bar — this is the fret shape Hendrix used for most of his solos. Start with three notes and leave gaps of silence </w:t>
-      </w:r>
-      <w:r>
-        <w:rPr>
+        <w:t>The loop is in A minor, so A minor pentatonic Pattern 1 fits every bar — this is the fret shape Hendrix used for most of his solos. Start with three notes and leave gaps of silence between them.</w:t>
+      </w:r>
+    </w:p>
+    <w:p>
+      <w:pPr>
+        <w:keepNext/>
+        <w:spacing w:after="100"/>
+      </w:pPr>
+      <w:r>
+        <w:rPr>
+          <w:i/>
+          <w:iCs/>
           <w:color w:val="222222"/>
           <w:sz w:val="22"/>
           <w:szCs w:val="22"/>
         </w:rPr>
-        <w:t>between them.</w:t>
-      </w:r>
-    </w:p>
-    <w:p>
-      <w:pPr>
-        <w:keepNext/>
-        <w:spacing w:after="100"/>
-      </w:pPr>
-      <w:r>
-        <w:rPr>
-          <w:i/>
-          <w:iCs/>
-          <w:color w:val="222222"/>
+        <w:t>Three rungs. Climb them in order.</w:t>
+      </w:r>
+    </w:p>
+    <w:p>
+      <w:pPr>
+        <w:keepNext/>
+        <w:spacing w:before="120" w:after="60"/>
+      </w:pPr>
+      <w:r>
+        <w:rPr>
+          <w:b/>
+          <w:bCs/>
+          <w:color w:val="5B3FA6"/>
+          <w:sz w:val="23"/>
+          <w:szCs w:val="23"/>
+        </w:rPr>
+        <w:t xml:space="preserve">Rung 1 · </w:t>
+      </w:r>
+      <w:r>
+        <w:rPr>
+          <w:b/>
+          <w:bCs/>
+          <w:color w:val="222222"/>
+          <w:sz w:val="23"/>
+          <w:szCs w:val="23"/>
+        </w:rPr>
+        <w:t>Rule of 3 — start here</w:t>
+      </w:r>
+    </w:p>
+    <w:p>
+      <w:pPr>
+        <w:keepNext/>
+        <w:pBdr>
+          <w:left w:val="single" w:sz="18" w:space="8" w:color="5B3FA6"/>
+        </w:pBdr>
+        <w:spacing w:before="80" w:after="60"/>
+        <w:ind w:left="120"/>
+      </w:pPr>
+      <w:r>
+        <w:rPr>
+          <w:b/>
+          <w:bCs/>
+          <w:color w:val="5B3FA6"/>
+          <w:sz w:val="18"/>
+          <w:szCs w:val="18"/>
+        </w:rPr>
+        <w:t>Three starting notes · A minor pentatonic Pattern 1 · 5th position</w:t>
+      </w:r>
+    </w:p>
+    <w:p>
+      <w:pPr>
+        <w:keepNext/>
+        <w:keepLines/>
+        <w:pBdr>
+          <w:left w:val="single" w:sz="18" w:space="8" w:color="5B3FA6"/>
+        </w:pBdr>
+        <w:ind w:left="120"/>
+      </w:pPr>
+      <w:r>
+        <w:rPr>
+          <w:rFonts w:ascii="Courier New" w:eastAsia="Courier New" w:hAnsi="Courier New" w:cs="Courier New"/>
+          <w:color w:val="222222"/>
+          <w:sz w:val="17"/>
+          <w:szCs w:val="17"/>
+        </w:rPr>
+        <w:t xml:space="preserve">     E           G         A</w:t>
+      </w:r>
+    </w:p>
+    <w:p>
+      <w:pPr>
+        <w:keepNext/>
+        <w:keepLines/>
+        <w:pBdr>
+          <w:left w:val="single" w:sz="18" w:space="8" w:color="5B3FA6"/>
+        </w:pBdr>
+        <w:ind w:left="120"/>
+      </w:pPr>
+      <w:r>
+        <w:rPr>
+          <w:rFonts w:ascii="Courier New" w:eastAsia="Courier New" w:hAnsi="Courier New" w:cs="Courier New"/>
+          <w:color w:val="222222"/>
+          <w:sz w:val="17"/>
+          <w:szCs w:val="17"/>
+        </w:rPr>
+        <w:t>e |----------------------------------|</w:t>
+      </w:r>
+    </w:p>
+    <w:p>
+      <w:pPr>
+        <w:keepNext/>
+        <w:keepLines/>
+        <w:pBdr>
+          <w:left w:val="single" w:sz="18" w:space="8" w:color="5B3FA6"/>
+        </w:pBdr>
+        <w:ind w:left="120"/>
+      </w:pPr>
+      <w:r>
+        <w:rPr>
+          <w:rFonts w:ascii="Courier New" w:eastAsia="Courier New" w:hAnsi="Courier New" w:cs="Courier New"/>
+          <w:color w:val="222222"/>
+          <w:sz w:val="17"/>
+          <w:szCs w:val="17"/>
+        </w:rPr>
+        <w:t>B |----------------------------------|</w:t>
+      </w:r>
+    </w:p>
+    <w:p>
+      <w:pPr>
+        <w:keepNext/>
+        <w:keepLines/>
+        <w:pBdr>
+          <w:left w:val="single" w:sz="18" w:space="8" w:color="5B3FA6"/>
+        </w:pBdr>
+        <w:ind w:left="120"/>
+      </w:pPr>
+      <w:r>
+        <w:rPr>
+          <w:rFonts w:ascii="Courier New" w:eastAsia="Courier New" w:hAnsi="Courier New" w:cs="Courier New"/>
+          <w:color w:val="222222"/>
+          <w:sz w:val="17"/>
+          <w:szCs w:val="17"/>
+        </w:rPr>
+        <w:t>G |----------------------------------|</w:t>
+      </w:r>
+    </w:p>
+    <w:p>
+      <w:pPr>
+        <w:keepNext/>
+        <w:keepLines/>
+        <w:pBdr>
+          <w:left w:val="single" w:sz="18" w:space="8" w:color="5B3FA6"/>
+        </w:pBdr>
+        <w:ind w:left="120"/>
+      </w:pPr>
+      <w:r>
+        <w:rPr>
+          <w:rFonts w:ascii="Courier New" w:eastAsia="Courier New" w:hAnsi="Courier New" w:cs="Courier New"/>
+          <w:color w:val="222222"/>
+          <w:sz w:val="17"/>
+          <w:szCs w:val="17"/>
+        </w:rPr>
+        <w:t>D |--------------5--</w:t>
+      </w:r>
+      <w:r>
+        <w:rPr>
+          <w:rFonts w:ascii="Courier New" w:eastAsia="Courier New" w:hAnsi="Courier New" w:cs="Courier New"/>
+          <w:color w:val="222222"/>
+          <w:sz w:val="17"/>
+          <w:szCs w:val="17"/>
+        </w:rPr>
+        <w:t>-------7---------|</w:t>
+      </w:r>
+    </w:p>
+    <w:p>
+      <w:pPr>
+        <w:keepNext/>
+        <w:keepLines/>
+        <w:pBdr>
+          <w:left w:val="single" w:sz="18" w:space="8" w:color="5B3FA6"/>
+        </w:pBdr>
+        <w:ind w:left="120"/>
+      </w:pPr>
+      <w:r>
+        <w:rPr>
+          <w:rFonts w:ascii="Courier New" w:eastAsia="Courier New" w:hAnsi="Courier New" w:cs="Courier New"/>
+          <w:color w:val="222222"/>
+          <w:sz w:val="17"/>
+          <w:szCs w:val="17"/>
+        </w:rPr>
+        <w:t>A |--7-------------------------------|</w:t>
+      </w:r>
+    </w:p>
+    <w:p>
+      <w:pPr>
+        <w:keepNext/>
+        <w:keepLines/>
+        <w:pBdr>
+          <w:left w:val="single" w:sz="18" w:space="8" w:color="5B3FA6"/>
+        </w:pBdr>
+        <w:ind w:left="120"/>
+      </w:pPr>
+      <w:r>
+        <w:rPr>
+          <w:rFonts w:ascii="Courier New" w:eastAsia="Courier New" w:hAnsi="Courier New" w:cs="Courier New"/>
+          <w:color w:val="222222"/>
+          <w:sz w:val="17"/>
+          <w:szCs w:val="17"/>
+        </w:rPr>
+        <w:t>E |----------------------------------|</w:t>
+      </w:r>
+    </w:p>
+    <w:p>
+      <w:pPr>
+        <w:keepNext/>
+        <w:spacing w:after="60"/>
+      </w:pPr>
+    </w:p>
+    <w:p>
+      <w:pPr>
+        <w:keepNext/>
+        <w:keepLines/>
+        <w:pBdr>
+          <w:left w:val="single" w:sz="18" w:space="8" w:color="5B3FA6"/>
+        </w:pBdr>
+        <w:shd w:val="clear" w:color="auto" w:fill="EFEBF8"/>
+        <w:spacing w:before="80" w:after="20"/>
+        <w:ind w:left="120"/>
+      </w:pPr>
+      <w:r>
+        <w:rPr>
+          <w:b/>
+          <w:bCs/>
+          <w:color w:val="222222"/>
+        </w:rPr>
+        <w:t xml:space="preserve">Play it: </w:t>
+      </w:r>
+      <w:r>
+        <w:rPr>
+          <w:color w:val="222222"/>
+        </w:rPr>
+        <w:t>Loop the chords (play along, or with a partner on Layer 3).</w:t>
+      </w:r>
+    </w:p>
+    <w:p>
+      <w:pPr>
+        <w:keepNext/>
+        <w:keepLines/>
+        <w:pBdr>
+          <w:left w:val="single" w:sz="18" w:space="8" w:color="5B3FA6"/>
+        </w:pBdr>
+        <w:shd w:val="clear" w:color="auto" w:fill="EFEBF8"/>
+        <w:spacing w:after="20"/>
+        <w:ind w:left="120"/>
+      </w:pPr>
+      <w:r>
+        <w:rPr>
+          <w:color w:val="222222"/>
+        </w:rPr>
+        <w:t>Improvise 4 bars on the 3 notes, then 4 more adding 1 note from Pattern 1.</w:t>
+      </w:r>
+    </w:p>
+    <w:p>
+      <w:pPr>
+        <w:keepLines/>
+        <w:pBdr>
+          <w:left w:val="single" w:sz="18" w:space="8" w:color="5B3FA6"/>
+        </w:pBdr>
+        <w:shd w:val="clear" w:color="auto" w:fill="EFEBF8"/>
+        <w:spacing w:after="120"/>
+        <w:ind w:left="120"/>
+      </w:pPr>
+      <w:r>
+        <w:rPr>
+          <w:color w:val="222222"/>
+        </w:rPr>
+        <w:t>Start or end every phrase on A — the home note.</w:t>
+      </w:r>
+    </w:p>
+    <w:p>
+      <w:pPr>
+        <w:keepNext/>
+        <w:spacing w:before="120" w:after="60"/>
+      </w:pPr>
+      <w:r>
+        <w:rPr>
+          <w:b/>
+          <w:bCs/>
+          <w:color w:val="5B3FA6"/>
+          <w:sz w:val="23"/>
+          <w:szCs w:val="23"/>
+        </w:rPr>
+        <w:lastRenderedPageBreak/>
+        <w:t xml:space="preserve">Rung 2 · </w:t>
+      </w:r>
+      <w:r>
+        <w:rPr>
+          <w:b/>
+          <w:bCs/>
+          <w:color w:val="222222"/>
+          <w:sz w:val="23"/>
+          <w:szCs w:val="23"/>
+        </w:rPr>
+        <w:t>The whole box</w:t>
+      </w:r>
+    </w:p>
+    <w:p>
+      <w:pPr>
+        <w:keepNext/>
+        <w:pBdr>
+          <w:left w:val="single" w:sz="18" w:space="8" w:color="5B3FA6"/>
+        </w:pBdr>
+        <w:spacing w:before="80" w:after="60"/>
+        <w:ind w:left="120"/>
+      </w:pPr>
+      <w:r>
+        <w:rPr>
+          <w:b/>
+          <w:bCs/>
+          <w:color w:val="5B3FA6"/>
+          <w:sz w:val="18"/>
+          <w:szCs w:val="18"/>
+        </w:rPr>
+        <w:t>The whole box · A minor pentatonic Pattern 1 · 5th position</w:t>
+      </w:r>
+    </w:p>
+    <w:p>
+      <w:pPr>
+        <w:keepNext/>
+        <w:keepLines/>
+        <w:pBdr>
+          <w:left w:val="single" w:sz="18" w:space="8" w:color="5B3FA6"/>
+        </w:pBdr>
+        <w:ind w:left="120"/>
+      </w:pPr>
+      <w:r>
+        <w:rPr>
+          <w:rFonts w:ascii="Courier New" w:eastAsia="Courier New" w:hAnsi="Courier New" w:cs="Courier New"/>
+          <w:color w:val="222222"/>
+          <w:sz w:val="17"/>
+          <w:szCs w:val="17"/>
+        </w:rPr>
+        <w:t>e |--5----------8--------------------|</w:t>
+      </w:r>
+    </w:p>
+    <w:p>
+      <w:pPr>
+        <w:keepNext/>
+        <w:keepLines/>
+        <w:pBdr>
+          <w:left w:val="single" w:sz="18" w:space="8" w:color="5B3FA6"/>
+        </w:pBdr>
+        <w:ind w:left="120"/>
+      </w:pPr>
+      <w:r>
+        <w:rPr>
+          <w:rFonts w:ascii="Courier New" w:eastAsia="Courier New" w:hAnsi="Courier New" w:cs="Courier New"/>
+          <w:color w:val="222222"/>
+          <w:sz w:val="17"/>
+          <w:szCs w:val="17"/>
+        </w:rPr>
+        <w:t>B |--5----------8--------------------|</w:t>
+      </w:r>
+    </w:p>
+    <w:p>
+      <w:pPr>
+        <w:keepNext/>
+        <w:keepLines/>
+        <w:pBdr>
+          <w:left w:val="single" w:sz="18" w:space="8" w:color="5B3FA6"/>
+        </w:pBdr>
+        <w:ind w:left="120"/>
+      </w:pPr>
+      <w:r>
+        <w:rPr>
+          <w:rFonts w:ascii="Courier New" w:eastAsia="Courier New" w:hAnsi="Courier New" w:cs="Courier New"/>
+          <w:color w:val="222222"/>
+          <w:sz w:val="17"/>
+          <w:szCs w:val="17"/>
+        </w:rPr>
+        <w:t>G |--5-------7-----------------------|</w:t>
+      </w:r>
+    </w:p>
+    <w:p>
+      <w:pPr>
+        <w:keepNext/>
+        <w:keepLines/>
+        <w:pBdr>
+          <w:left w:val="single" w:sz="18" w:space="8" w:color="5B3FA6"/>
+        </w:pBdr>
+        <w:ind w:left="120"/>
+      </w:pPr>
+      <w:r>
+        <w:rPr>
+          <w:rFonts w:ascii="Courier New" w:eastAsia="Courier New" w:hAnsi="Courier New" w:cs="Courier New"/>
+          <w:color w:val="222222"/>
+          <w:sz w:val="17"/>
+          <w:szCs w:val="17"/>
+        </w:rPr>
+        <w:t>D |--5--</w:t>
+      </w:r>
+      <w:r>
+        <w:rPr>
+          <w:rFonts w:ascii="Courier New" w:eastAsia="Courier New" w:hAnsi="Courier New" w:cs="Courier New"/>
+          <w:color w:val="222222"/>
+          <w:sz w:val="17"/>
+          <w:szCs w:val="17"/>
+        </w:rPr>
+        <w:t>-----7-----------------------|</w:t>
+      </w:r>
+    </w:p>
+    <w:p>
+      <w:pPr>
+        <w:keepNext/>
+        <w:keepLines/>
+        <w:pBdr>
+          <w:left w:val="single" w:sz="18" w:space="8" w:color="5B3FA6"/>
+        </w:pBdr>
+        <w:ind w:left="120"/>
+      </w:pPr>
+      <w:r>
+        <w:rPr>
+          <w:rFonts w:ascii="Courier New" w:eastAsia="Courier New" w:hAnsi="Courier New" w:cs="Courier New"/>
+          <w:color w:val="222222"/>
+          <w:sz w:val="17"/>
+          <w:szCs w:val="17"/>
+        </w:rPr>
+        <w:t>A |--5-------7-----------------------|</w:t>
+      </w:r>
+    </w:p>
+    <w:p>
+      <w:pPr>
+        <w:keepNext/>
+        <w:keepLines/>
+        <w:pBdr>
+          <w:left w:val="single" w:sz="18" w:space="8" w:color="5B3FA6"/>
+        </w:pBdr>
+        <w:ind w:left="120"/>
+      </w:pPr>
+      <w:r>
+        <w:rPr>
+          <w:rFonts w:ascii="Courier New" w:eastAsia="Courier New" w:hAnsi="Courier New" w:cs="Courier New"/>
+          <w:color w:val="222222"/>
+          <w:sz w:val="17"/>
+          <w:szCs w:val="17"/>
+        </w:rPr>
+        <w:t>E |--5----------8--------------------|</w:t>
+      </w:r>
+    </w:p>
+    <w:p>
+      <w:pPr>
+        <w:keepNext/>
+        <w:spacing w:after="60"/>
+      </w:pPr>
+    </w:p>
+    <w:p>
+      <w:pPr>
+        <w:keepLines/>
+        <w:pBdr>
+          <w:left w:val="single" w:sz="18" w:space="8" w:color="5B3FA6"/>
+        </w:pBdr>
+        <w:shd w:val="clear" w:color="auto" w:fill="EFEBF8"/>
+        <w:spacing w:before="80" w:after="120"/>
+        <w:ind w:left="120"/>
+      </w:pPr>
+      <w:r>
+        <w:rPr>
+          <w:b/>
+          <w:bCs/>
+          <w:color w:val="222222"/>
+        </w:rPr>
+        <w:t xml:space="preserve">Play it: </w:t>
+      </w:r>
+      <w:r>
+        <w:rPr>
+          <w:color w:val="222222"/>
+        </w:rPr>
+        <w:t>Play the box up and down, softly. Then improvise anywhere inside it.</w:t>
+      </w:r>
+    </w:p>
+    <w:p>
+      <w:pPr>
+        <w:keepNext/>
+        <w:spacing w:before="120" w:after="60"/>
+      </w:pPr>
+      <w:r>
+        <w:rPr>
+          <w:b/>
+          <w:bCs/>
+          <w:color w:val="5B3FA6"/>
+          <w:sz w:val="23"/>
+          <w:szCs w:val="23"/>
+        </w:rPr>
+        <w:t xml:space="preserve">Rung 3 · </w:t>
+      </w:r>
+      <w:r>
+        <w:rPr>
+          <w:b/>
+          <w:bCs/>
+          <w:color w:val="222222"/>
+          <w:sz w:val="23"/>
+          <w:szCs w:val="23"/>
+        </w:rPr>
+        <w:t>Two Hendrix-style licks</w:t>
+      </w:r>
+    </w:p>
+    <w:p>
+      <w:pPr>
+        <w:keepNext/>
+        <w:pBdr>
+          <w:left w:val="single" w:sz="18" w:space="8" w:color="5B3FA6"/>
+        </w:pBdr>
+        <w:spacing w:before="80" w:after="60"/>
+        <w:ind w:left="120"/>
+      </w:pPr>
+      <w:r>
+        <w:rPr>
+          <w:b/>
+          <w:bCs/>
+          <w:color w:val="5B3FA6"/>
+          <w:sz w:val="18"/>
+          <w:szCs w:val="18"/>
+        </w:rPr>
+        <w:t>Lick 1 · down and back up · quarter notes, lands on A</w:t>
+      </w:r>
+    </w:p>
+    <w:p>
+      <w:pPr>
+        <w:keepNext/>
+        <w:keepLines/>
+        <w:pBdr>
+          <w:left w:val="single" w:sz="18" w:space="8" w:color="5B3FA6"/>
+        </w:pBdr>
+        <w:ind w:left="120"/>
+      </w:pPr>
+      <w:r>
+        <w:rPr>
+          <w:rFonts w:ascii="Courier New" w:eastAsia="Courier New" w:hAnsi="Courier New" w:cs="Courier New"/>
+          <w:color w:val="222222"/>
+          <w:sz w:val="17"/>
+          <w:szCs w:val="17"/>
+        </w:rPr>
+        <w:t xml:space="preserve">     C    A    G    A</w:t>
+      </w:r>
+    </w:p>
+    <w:p>
+      <w:pPr>
+        <w:keepNext/>
+        <w:keepLines/>
+        <w:pBdr>
+          <w:left w:val="single" w:sz="18" w:space="8" w:color="5B3FA6"/>
+        </w:pBdr>
+        <w:ind w:left="120"/>
+      </w:pPr>
+      <w:r>
+        <w:rPr>
+          <w:rFonts w:ascii="Courier New" w:eastAsia="Courier New" w:hAnsi="Courier New" w:cs="Courier New"/>
+          <w:color w:val="222222"/>
+          <w:sz w:val="17"/>
+          <w:szCs w:val="17"/>
+        </w:rPr>
+        <w:t>e |--</w:t>
+      </w:r>
+      <w:r>
+        <w:rPr>
+          <w:rFonts w:ascii="Courier New" w:eastAsia="Courier New" w:hAnsi="Courier New" w:cs="Courier New"/>
+          <w:b/>
+          <w:bCs/>
+          <w:color w:val="5B3FA6"/>
+          <w:sz w:val="17"/>
+          <w:szCs w:val="17"/>
+        </w:rPr>
+        <w:t>8</w:t>
+      </w:r>
+      <w:r>
+        <w:rPr>
+          <w:rFonts w:ascii="Courier New" w:eastAsia="Courier New" w:hAnsi="Courier New" w:cs="Courier New"/>
+          <w:color w:val="222222"/>
+          <w:sz w:val="17"/>
+          <w:szCs w:val="17"/>
+        </w:rPr>
+        <w:t>----</w:t>
+      </w:r>
+      <w:r>
+        <w:rPr>
+          <w:rFonts w:ascii="Courier New" w:eastAsia="Courier New" w:hAnsi="Courier New" w:cs="Courier New"/>
+          <w:b/>
+          <w:bCs/>
+          <w:color w:val="5B3FA6"/>
+          <w:sz w:val="17"/>
+          <w:szCs w:val="17"/>
+        </w:rPr>
+        <w:t>5</w:t>
+      </w:r>
+      <w:r>
+        <w:rPr>
+          <w:rFonts w:ascii="Courier New" w:eastAsia="Courier New" w:hAnsi="Courier New" w:cs="Courier New"/>
+          <w:color w:val="222222"/>
+          <w:sz w:val="17"/>
+          <w:szCs w:val="17"/>
+        </w:rPr>
+        <w:t>---------</w:t>
+      </w:r>
+      <w:r>
+        <w:rPr>
+          <w:rFonts w:ascii="Courier New" w:eastAsia="Courier New" w:hAnsi="Courier New" w:cs="Courier New"/>
+          <w:b/>
+          <w:bCs/>
+          <w:color w:val="5B3FA6"/>
+          <w:sz w:val="17"/>
+          <w:szCs w:val="17"/>
+        </w:rPr>
+        <w:t>5</w:t>
+      </w:r>
+      <w:r>
+        <w:rPr>
+          <w:rFonts w:ascii="Courier New" w:eastAsia="Courier New" w:hAnsi="Courier New" w:cs="Courier New"/>
+          <w:color w:val="222222"/>
+          <w:sz w:val="17"/>
+          <w:szCs w:val="17"/>
+        </w:rPr>
+        <w:t>--|</w:t>
+      </w:r>
+    </w:p>
+    <w:p>
+      <w:pPr>
+        <w:keepNext/>
+        <w:keepLines/>
+        <w:pBdr>
+          <w:left w:val="single" w:sz="18" w:space="8" w:color="5B3FA6"/>
+        </w:pBdr>
+        <w:ind w:left="120"/>
+      </w:pPr>
+      <w:r>
+        <w:rPr>
+          <w:rFonts w:ascii="Courier New" w:eastAsia="Courier New" w:hAnsi="Courier New" w:cs="Courier New"/>
+          <w:color w:val="222222"/>
+          <w:sz w:val="17"/>
+          <w:szCs w:val="17"/>
+        </w:rPr>
+        <w:t>B |------------</w:t>
+      </w:r>
+      <w:r>
+        <w:rPr>
+          <w:rFonts w:ascii="Courier New" w:eastAsia="Courier New" w:hAnsi="Courier New" w:cs="Courier New"/>
+          <w:b/>
+          <w:bCs/>
+          <w:color w:val="5B3FA6"/>
+          <w:sz w:val="17"/>
+          <w:szCs w:val="17"/>
+        </w:rPr>
+        <w:t>8</w:t>
+      </w:r>
+      <w:r>
+        <w:rPr>
+          <w:rFonts w:ascii="Courier New" w:eastAsia="Courier New" w:hAnsi="Courier New" w:cs="Courier New"/>
+          <w:color w:val="222222"/>
+          <w:sz w:val="17"/>
+          <w:szCs w:val="17"/>
+        </w:rPr>
+        <w:t>-------|</w:t>
+      </w:r>
+    </w:p>
+    <w:p>
+      <w:pPr>
+        <w:keepNext/>
+        <w:keepLines/>
+        <w:pBdr>
+          <w:left w:val="single" w:sz="18" w:space="8" w:color="5B3FA6"/>
+        </w:pBdr>
+        <w:ind w:left="120"/>
+      </w:pPr>
+      <w:r>
+        <w:rPr>
+          <w:rFonts w:ascii="Courier New" w:eastAsia="Courier New" w:hAnsi="Courier New" w:cs="Courier New"/>
+          <w:color w:val="222222"/>
+          <w:sz w:val="17"/>
+          <w:szCs w:val="17"/>
+        </w:rPr>
+        <w:t>G |--------------------|</w:t>
+      </w:r>
+    </w:p>
+    <w:p>
+      <w:pPr>
+        <w:keepNext/>
+        <w:keepLines/>
+        <w:pBdr>
+          <w:left w:val="single" w:sz="18" w:space="8" w:color="5B3FA6"/>
+        </w:pBdr>
+        <w:ind w:left="120"/>
+      </w:pPr>
+      <w:r>
+        <w:rPr>
+          <w:rFonts w:ascii="Courier New" w:eastAsia="Courier New" w:hAnsi="Courier New" w:cs="Courier New"/>
+          <w:color w:val="222222"/>
+          <w:sz w:val="17"/>
+          <w:szCs w:val="17"/>
+        </w:rPr>
+        <w:t>D |--------------------|</w:t>
+      </w:r>
+    </w:p>
+    <w:p>
+      <w:pPr>
+        <w:keepNext/>
+        <w:keepLines/>
+        <w:pBdr>
+          <w:left w:val="single" w:sz="18" w:space="8" w:color="5B3FA6"/>
+        </w:pBdr>
+        <w:ind w:left="120"/>
+      </w:pPr>
+      <w:r>
+        <w:rPr>
+          <w:rFonts w:ascii="Courier New" w:eastAsia="Courier New" w:hAnsi="Courier New" w:cs="Courier New"/>
+          <w:color w:val="222222"/>
+          <w:sz w:val="17"/>
+          <w:szCs w:val="17"/>
+        </w:rPr>
+        <w:t>A |--------------------|</w:t>
+      </w:r>
+    </w:p>
+    <w:p>
+      <w:pPr>
+        <w:keepNext/>
+        <w:keepLines/>
+        <w:pBdr>
+          <w:left w:val="single" w:sz="18" w:space="8" w:color="5B3FA6"/>
+        </w:pBdr>
+        <w:ind w:left="120"/>
+      </w:pPr>
+      <w:r>
+        <w:rPr>
+          <w:rFonts w:ascii="Courier New" w:eastAsia="Courier New" w:hAnsi="Courier New" w:cs="Courier New"/>
+          <w:color w:val="222222"/>
+          <w:sz w:val="17"/>
+          <w:szCs w:val="17"/>
+        </w:rPr>
+        <w:t>E |--------------------|</w:t>
+      </w:r>
+    </w:p>
+    <w:p>
+      <w:pPr>
+        <w:keepNext/>
+        <w:spacing w:after="60"/>
+      </w:pPr>
+    </w:p>
+    <w:p>
+      <w:pPr>
+        <w:keepNext/>
+        <w:pBdr>
+          <w:left w:val="single" w:sz="18" w:space="8" w:color="5B3FA6"/>
+        </w:pBdr>
+        <w:spacing w:before="80" w:after="60"/>
+        <w:ind w:left="120"/>
+      </w:pPr>
+      <w:r>
+        <w:rPr>
+          <w:b/>
+          <w:bCs/>
+          <w:color w:val="5B3FA6"/>
+          <w:sz w:val="18"/>
+          <w:szCs w:val="18"/>
+        </w:rPr>
+        <w:t>Lick 2 · the slide-in · lands on A</w:t>
+      </w:r>
+    </w:p>
+    <w:p>
+      <w:pPr>
+        <w:keepNext/>
+        <w:keepLines/>
+        <w:pBdr>
+          <w:left w:val="single" w:sz="18" w:space="8" w:color="5B3FA6"/>
+        </w:pBdr>
+        <w:ind w:left="120"/>
+      </w:pPr>
+      <w:r>
+        <w:rPr>
+          <w:rFonts w:ascii="Courier New" w:eastAsia="Courier New" w:hAnsi="Courier New" w:cs="Courier New"/>
+          <w:color w:val="222222"/>
+          <w:sz w:val="17"/>
+          <w:szCs w:val="17"/>
+        </w:rPr>
+        <w:t xml:space="preserve">     G/A       C    A</w:t>
+      </w:r>
+    </w:p>
+    <w:p>
+      <w:pPr>
+        <w:keepNext/>
+        <w:keepLines/>
+        <w:pBdr>
+          <w:left w:val="single" w:sz="18" w:space="8" w:color="5B3FA6"/>
+        </w:pBdr>
+        <w:ind w:left="120"/>
+      </w:pPr>
+      <w:r>
+        <w:rPr>
+          <w:rFonts w:ascii="Courier New" w:eastAsia="Courier New" w:hAnsi="Courier New" w:cs="Courier New"/>
+          <w:color w:val="222222"/>
+          <w:sz w:val="17"/>
+          <w:szCs w:val="17"/>
+        </w:rPr>
+        <w:t>e |--------------------|</w:t>
+      </w:r>
+    </w:p>
+    <w:p>
+      <w:pPr>
+        <w:keepNext/>
+        <w:keepLines/>
+        <w:pBdr>
+          <w:left w:val="single" w:sz="18" w:space="8" w:color="5B3FA6"/>
+        </w:pBdr>
+        <w:ind w:left="120"/>
+      </w:pPr>
+      <w:r>
+        <w:rPr>
+          <w:rFonts w:ascii="Courier New" w:eastAsia="Courier New" w:hAnsi="Courier New" w:cs="Courier New"/>
+          <w:color w:val="222222"/>
+          <w:sz w:val="17"/>
+          <w:szCs w:val="17"/>
+        </w:rPr>
+        <w:t>B |--------------------|</w:t>
+      </w:r>
+    </w:p>
+    <w:p>
+      <w:pPr>
+        <w:keepNext/>
+        <w:keepLines/>
+        <w:pBdr>
+          <w:left w:val="single" w:sz="18" w:space="8" w:color="5B3FA6"/>
+        </w:pBdr>
+        <w:ind w:left="120"/>
+      </w:pPr>
+      <w:r>
+        <w:rPr>
+          <w:rFonts w:ascii="Courier New" w:eastAsia="Courier New" w:hAnsi="Courier New" w:cs="Courier New"/>
+          <w:color w:val="222222"/>
+          <w:sz w:val="17"/>
+          <w:szCs w:val="17"/>
+        </w:rPr>
+        <w:t>G |------------</w:t>
+      </w:r>
+      <w:r>
+        <w:rPr>
+          <w:rFonts w:ascii="Courier New" w:eastAsia="Courier New" w:hAnsi="Courier New" w:cs="Courier New"/>
+          <w:b/>
+          <w:bCs/>
+          <w:color w:val="5B3FA6"/>
+          <w:sz w:val="17"/>
+          <w:szCs w:val="17"/>
+        </w:rPr>
+        <w:t>5</w:t>
+      </w:r>
+      <w:r>
+        <w:rPr>
+          <w:rFonts w:ascii="Courier New" w:eastAsia="Courier New" w:hAnsi="Courier New" w:cs="Courier New"/>
+          <w:color w:val="222222"/>
+          <w:sz w:val="17"/>
+          <w:szCs w:val="17"/>
+        </w:rPr>
+        <w:t>-------|</w:t>
+      </w:r>
+    </w:p>
+    <w:p>
+      <w:pPr>
+        <w:keepNext/>
+        <w:keepLines/>
+        <w:pBdr>
+          <w:left w:val="single" w:sz="18" w:space="8" w:color="5B3FA6"/>
+        </w:pBdr>
+        <w:ind w:left="120"/>
+      </w:pPr>
+      <w:r>
+        <w:rPr>
+          <w:rFonts w:ascii="Courier New" w:eastAsia="Courier New" w:hAnsi="Courier New" w:cs="Courier New"/>
+          <w:color w:val="222222"/>
+          <w:sz w:val="17"/>
+          <w:szCs w:val="17"/>
+        </w:rPr>
+        <w:t>D |--</w:t>
+      </w:r>
+      <w:r>
+        <w:rPr>
+          <w:rFonts w:ascii="Courier New" w:eastAsia="Courier New" w:hAnsi="Courier New" w:cs="Courier New"/>
+          <w:b/>
+          <w:bCs/>
+          <w:color w:val="5B3FA6"/>
+          <w:sz w:val="17"/>
+          <w:szCs w:val="17"/>
+        </w:rPr>
+        <w:t>5</w:t>
+      </w:r>
+      <w:r>
+        <w:rPr>
+          <w:rFonts w:ascii="Courier New" w:eastAsia="Courier New" w:hAnsi="Courier New" w:cs="Courier New"/>
+          <w:color w:val="222222"/>
+          <w:sz w:val="17"/>
+          <w:szCs w:val="17"/>
+        </w:rPr>
+        <w:t>/</w:t>
+      </w:r>
+      <w:r>
+        <w:rPr>
+          <w:rFonts w:ascii="Courier New" w:eastAsia="Courier New" w:hAnsi="Courier New" w:cs="Courier New"/>
+          <w:b/>
+          <w:bCs/>
+          <w:color w:val="5B3FA6"/>
+          <w:sz w:val="17"/>
+          <w:szCs w:val="17"/>
+        </w:rPr>
+        <w:t>7</w:t>
+      </w:r>
+      <w:r>
+        <w:rPr>
+          <w:rFonts w:ascii="Courier New" w:eastAsia="Courier New" w:hAnsi="Courier New" w:cs="Courier New"/>
+          <w:color w:val="222222"/>
+          <w:sz w:val="17"/>
+          <w:szCs w:val="17"/>
+        </w:rPr>
+        <w:t>------------</w:t>
+      </w:r>
+      <w:r>
+        <w:rPr>
+          <w:rFonts w:ascii="Courier New" w:eastAsia="Courier New" w:hAnsi="Courier New" w:cs="Courier New"/>
+          <w:b/>
+          <w:bCs/>
+          <w:color w:val="5B3FA6"/>
+          <w:sz w:val="17"/>
+          <w:szCs w:val="17"/>
+        </w:rPr>
+        <w:t>7</w:t>
+      </w:r>
+      <w:r>
+        <w:rPr>
+          <w:rFonts w:ascii="Courier New" w:eastAsia="Courier New" w:hAnsi="Courier New" w:cs="Courier New"/>
+          <w:color w:val="222222"/>
+          <w:sz w:val="17"/>
+          <w:szCs w:val="17"/>
+        </w:rPr>
+        <w:t>--|</w:t>
+      </w:r>
+    </w:p>
+    <w:p>
+      <w:pPr>
+        <w:keepNext/>
+        <w:keepLines/>
+        <w:pBdr>
+          <w:left w:val="single" w:sz="18" w:space="8" w:color="5B3FA6"/>
+        </w:pBdr>
+        <w:ind w:left="120"/>
+      </w:pPr>
+      <w:r>
+        <w:rPr>
+          <w:rFonts w:ascii="Courier New" w:eastAsia="Courier New" w:hAnsi="Courier New" w:cs="Courier New"/>
+          <w:color w:val="222222"/>
+          <w:sz w:val="17"/>
+          <w:szCs w:val="17"/>
+        </w:rPr>
+        <w:t>A |--------------------|</w:t>
+      </w:r>
+    </w:p>
+    <w:p>
+      <w:pPr>
+        <w:keepNext/>
+        <w:keepLines/>
+        <w:pBdr>
+          <w:left w:val="single" w:sz="18" w:space="8" w:color="5B3FA6"/>
+        </w:pBdr>
+        <w:ind w:left="120"/>
+      </w:pPr>
+      <w:r>
+        <w:rPr>
+          <w:rFonts w:ascii="Courier New" w:eastAsia="Courier New" w:hAnsi="Courier New" w:cs="Courier New"/>
+          <w:color w:val="222222"/>
+          <w:sz w:val="17"/>
+          <w:szCs w:val="17"/>
+        </w:rPr>
+        <w:t>E |--------------------|</w:t>
+      </w:r>
+    </w:p>
+    <w:p>
+      <w:pPr>
+        <w:keepNext/>
+        <w:spacing w:after="60"/>
+      </w:pPr>
+    </w:p>
+    <w:p>
+      <w:pPr>
+        <w:keepLines/>
+        <w:pBdr>
+          <w:left w:val="single" w:sz="18" w:space="8" w:color="5B3FA6"/>
+        </w:pBdr>
+        <w:shd w:val="clear" w:color="auto" w:fill="EFEBF8"/>
+        <w:spacing w:before="80" w:after="120"/>
+        <w:ind w:left="120"/>
+      </w:pPr>
+      <w:r>
+        <w:rPr>
+          <w:b/>
+          <w:bCs/>
+          <w:color w:val="222222"/>
+        </w:rPr>
+        <w:t xml:space="preserve">Play it: </w:t>
+      </w:r>
+      <w:r>
+        <w:rPr>
+          <w:color w:val="222222"/>
+        </w:rPr>
+        <w:t>Practice each lick slowly. Then add it to a 3-note phrase.</w:t>
+      </w:r>
+    </w:p>
+    <w:p>
+      <w:pPr>
+        <w:spacing w:after="120"/>
+        <w:ind w:left="120"/>
+      </w:pPr>
+      <w:r>
+        <w:rPr>
+          <w:b/>
+          <w:bCs/>
+          <w:color w:val="5B3FA6"/>
+        </w:rPr>
+        <w:t xml:space="preserve">You've got it when: </w:t>
+      </w:r>
+      <w:r>
+        <w:rPr>
+          <w:color w:val="222222"/>
+        </w:rPr>
+        <w:t>You've climbed all 3 rungs — licks show up in your solos.</w:t>
+      </w:r>
+    </w:p>
+    <w:p>
+      <w:pPr>
+        <w:keepNext/>
+        <w:spacing w:before="60" w:after="30"/>
+      </w:pPr>
+      <w:r>
+        <w:rPr>
+          <w:b/>
+          <w:bCs/>
+          <w:color w:val="5B3FA6"/>
           <w:sz w:val="22"/>
           <w:szCs w:val="22"/>
         </w:rPr>
-        <w:t>Three rungs. Climb them in order.</w:t>
-      </w:r>
-    </w:p>
-    <w:p>
-      <w:pPr>
-        <w:keepNext/>
-        <w:spacing w:before="120" w:after="60"/>
-      </w:pPr>
-      <w:r>
-        <w:rPr>
-          <w:b/>
-          <w:bCs/>
-          <w:color w:val="5B3FA6"/>
-          <w:sz w:val="23"/>
-          <w:szCs w:val="23"/>
-        </w:rPr>
-        <w:t xml:space="preserve">Rung 1 · </w:t>
-      </w:r>
-      <w:r>
-        <w:rPr>
-          <w:b/>
-          <w:bCs/>
-          <w:color w:val="222222"/>
-          <w:sz w:val="23"/>
-          <w:szCs w:val="23"/>
-        </w:rPr>
-        <w:t>Rule of 3 — start here</w:t>
+        <w:t>Level up</w:t>
+      </w:r>
+    </w:p>
+    <w:p>
+      <w:pPr>
+        <w:keepNext/>
+        <w:spacing w:after="40"/>
+        <w:ind w:left="360"/>
+      </w:pPr>
+      <w:r>
+        <w:rPr>
+          <w:color w:val="222222"/>
+        </w:rPr>
+        <w:t>Bars 1–2: start on the F bar. Bars 3–4: land on A.</w:t>
       </w:r>
     </w:p>
     <w:p>
@@ -1649,598 +2660,64 @@
           <w:sz w:val="18"/>
           <w:szCs w:val="18"/>
         </w:rPr>
-        <w:t>Three starting notes · A minor pentatonic Pattern 1 · 5th position</w:t>
-      </w:r>
-    </w:p>
-    <w:p>
-      <w:pPr>
-        <w:keepNext/>
-        <w:keepLines/>
-        <w:pBdr>
-          <w:left w:val="single" w:sz="18" w:space="8" w:color="5B3FA6"/>
-        </w:pBdr>
-        <w:ind w:left="120"/>
-      </w:pPr>
-      <w:r>
-        <w:rPr>
-          <w:rFonts w:ascii="Courier New" w:eastAsia="Courier New" w:hAnsi="Courier New" w:cs="Courier New"/>
-          <w:color w:val="222222"/>
-          <w:sz w:val="17"/>
-          <w:szCs w:val="17"/>
-        </w:rPr>
-        <w:t xml:space="preserve">     E           G         A</w:t>
-      </w:r>
-    </w:p>
-    <w:p>
-      <w:pPr>
-        <w:keepNext/>
-        <w:keepLines/>
-        <w:pBdr>
-          <w:left w:val="single" w:sz="18" w:space="8" w:color="5B3FA6"/>
-        </w:pBdr>
-        <w:ind w:left="120"/>
-      </w:pPr>
-      <w:r>
-        <w:rPr>
-          <w:rFonts w:ascii="Courier New" w:eastAsia="Courier New" w:hAnsi="Courier New" w:cs="Courier New"/>
-          <w:color w:val="222222"/>
-          <w:sz w:val="17"/>
-          <w:szCs w:val="17"/>
-        </w:rPr>
-        <w:t>e |----------------------------------|</w:t>
-      </w:r>
-    </w:p>
-    <w:p>
-      <w:pPr>
-        <w:keepNext/>
-        <w:keepLines/>
-        <w:pBdr>
-          <w:left w:val="single" w:sz="18" w:space="8" w:color="5B3FA6"/>
-        </w:pBdr>
-        <w:ind w:left="120"/>
-      </w:pPr>
-      <w:r>
-        <w:rPr>
-          <w:rFonts w:ascii="Courier New" w:eastAsia="Courier New" w:hAnsi="Courier New" w:cs="Courier New"/>
-          <w:color w:val="222222"/>
-          <w:sz w:val="17"/>
-          <w:szCs w:val="17"/>
-        </w:rPr>
-        <w:t>B |----------------------------------|</w:t>
-      </w:r>
-    </w:p>
-    <w:p>
-      <w:pPr>
-        <w:keepNext/>
-        <w:keepLines/>
-        <w:pBdr>
-          <w:left w:val="single" w:sz="18" w:space="8" w:color="5B3FA6"/>
-        </w:pBdr>
-        <w:ind w:left="120"/>
-      </w:pPr>
-      <w:r>
-        <w:rPr>
-          <w:rFonts w:ascii="Courier New" w:eastAsia="Courier New" w:hAnsi="Courier New" w:cs="Courier New"/>
-          <w:color w:val="222222"/>
-          <w:sz w:val="17"/>
-          <w:szCs w:val="17"/>
-        </w:rPr>
-        <w:t>G |----------------------------------|</w:t>
-      </w:r>
-    </w:p>
-    <w:p>
-      <w:pPr>
-        <w:keepNext/>
-        <w:keepLines/>
-        <w:pBdr>
-          <w:left w:val="single" w:sz="18" w:space="8" w:color="5B3FA6"/>
-        </w:pBdr>
-        <w:ind w:left="120"/>
-      </w:pPr>
-      <w:r>
-        <w:rPr>
-          <w:rFonts w:ascii="Courier New" w:eastAsia="Courier New" w:hAnsi="Courier New" w:cs="Courier New"/>
-          <w:color w:val="222222"/>
-          <w:sz w:val="17"/>
-          <w:szCs w:val="17"/>
-        </w:rPr>
-        <w:t>D |--------------5---------7---------|</w:t>
-      </w:r>
-    </w:p>
-    <w:p>
-      <w:pPr>
-        <w:keepNext/>
-        <w:keepLines/>
-        <w:pBdr>
-          <w:left w:val="single" w:sz="18" w:space="8" w:color="5B3FA6"/>
-        </w:pBdr>
-        <w:ind w:left="120"/>
-      </w:pPr>
-      <w:r>
-        <w:rPr>
-          <w:rFonts w:ascii="Courier New" w:eastAsia="Courier New" w:hAnsi="Courier New" w:cs="Courier New"/>
-          <w:color w:val="222222"/>
-          <w:sz w:val="17"/>
-          <w:szCs w:val="17"/>
-        </w:rPr>
-        <w:t>A |--7-------------------------------|</w:t>
-      </w:r>
-    </w:p>
-    <w:p>
-      <w:pPr>
-        <w:keepLines/>
-        <w:pBdr>
-          <w:left w:val="single" w:sz="18" w:space="8" w:color="5B3FA6"/>
-        </w:pBdr>
-        <w:ind w:left="120"/>
-      </w:pPr>
-      <w:r>
-        <w:rPr>
-          <w:rFonts w:ascii="Courier New" w:eastAsia="Courier New" w:hAnsi="Courier New" w:cs="Courier New"/>
-          <w:color w:val="222222"/>
-          <w:sz w:val="17"/>
-          <w:szCs w:val="17"/>
-        </w:rPr>
-        <w:t>E |----------------------------------|</w:t>
-      </w:r>
-    </w:p>
-    <w:p>
-      <w:pPr>
-        <w:spacing w:after="60"/>
-      </w:pPr>
-    </w:p>
-    <w:p>
-      <w:pPr>
-        <w:keepNext/>
-        <w:keepLines/>
-        <w:pBdr>
-          <w:left w:val="single" w:sz="18" w:space="8" w:color="5B3FA6"/>
-        </w:pBdr>
-        <w:shd w:val="clear" w:color="auto" w:fill="EFEBF8"/>
-        <w:spacing w:before="80" w:after="20"/>
-        <w:ind w:left="120"/>
-      </w:pPr>
-      <w:r>
-        <w:rPr>
-          <w:b/>
-          <w:bCs/>
-          <w:color w:val="222222"/>
-        </w:rPr>
-        <w:t xml:space="preserve">Play it: </w:t>
-      </w:r>
-      <w:r>
-        <w:rPr>
-          <w:color w:val="222222"/>
-        </w:rPr>
-        <w:t>Loop the chords (play along, or with a partner on Layer 3).</w:t>
-      </w:r>
-    </w:p>
-    <w:p>
-      <w:pPr>
-        <w:keepNext/>
-        <w:keepLines/>
-        <w:pBdr>
-          <w:left w:val="single" w:sz="18" w:space="8" w:color="5B3FA6"/>
-        </w:pBdr>
-        <w:shd w:val="clear" w:color="auto" w:fill="EFEBF8"/>
-        <w:spacing w:after="20"/>
-        <w:ind w:left="120"/>
-      </w:pPr>
-      <w:r>
-        <w:rPr>
-          <w:color w:val="222222"/>
-        </w:rPr>
-        <w:t>Improvise 4 bars on the 3 notes, then 4 more adding 1 note from Pattern 1.</w:t>
-      </w:r>
-    </w:p>
-    <w:p>
-      <w:pPr>
-        <w:keepLines/>
-        <w:pBdr>
-          <w:left w:val="single" w:sz="18" w:space="8" w:color="5B3FA6"/>
-        </w:pBdr>
-        <w:shd w:val="clear" w:color="auto" w:fill="EFEBF8"/>
-        <w:spacing w:after="120"/>
-        <w:ind w:left="120"/>
-      </w:pPr>
-      <w:r>
-        <w:rPr>
-          <w:color w:val="222222"/>
-        </w:rPr>
-        <w:t>Start or end every phrase on A — the home note.</w:t>
-      </w:r>
-    </w:p>
-    <w:p>
-      <w:pPr>
-        <w:keepNext/>
-        <w:spacing w:before="120" w:after="60"/>
-      </w:pPr>
-      <w:r>
-        <w:rPr>
-          <w:b/>
-          <w:bCs/>
-          <w:color w:val="5B3FA6"/>
-          <w:sz w:val="23"/>
-          <w:szCs w:val="23"/>
-        </w:rPr>
-        <w:t xml:space="preserve">Rung 2 · </w:t>
-      </w:r>
-      <w:r>
-        <w:rPr>
-          <w:b/>
-          <w:bCs/>
-          <w:color w:val="222222"/>
-          <w:sz w:val="23"/>
-          <w:szCs w:val="23"/>
-        </w:rPr>
-        <w:t>The whole box</w:t>
-      </w:r>
-    </w:p>
-    <w:p>
-      <w:pPr>
-        <w:keepNext/>
-        <w:spacing w:after="100"/>
-      </w:pPr>
-      <w:r>
-        <w:rPr>
-          <w:color w:val="222222"/>
-          <w:sz w:val="22"/>
-          <w:szCs w:val="22"/>
-        </w:rPr>
-        <w:t>Ready for more than 3 notes? This is the whole box — A minor pentatonic Pattern 1 at the 5th fret. Run it up a</w:t>
-      </w:r>
-      <w:r>
-        <w:rPr>
-          <w:color w:val="222222"/>
-          <w:sz w:val="22"/>
-          <w:szCs w:val="22"/>
-        </w:rPr>
-        <w:t>nd back down, then improvise using any note in it. Every note fits all 3 chords — keep landing on A.</w:t>
-      </w:r>
-    </w:p>
-    <w:p>
-      <w:pPr>
-        <w:keepNext/>
-        <w:pBdr>
-          <w:left w:val="single" w:sz="18" w:space="8" w:color="5B3FA6"/>
-        </w:pBdr>
-        <w:spacing w:before="80" w:after="60"/>
-        <w:ind w:left="120"/>
-      </w:pPr>
-      <w:r>
-        <w:rPr>
-          <w:b/>
-          <w:bCs/>
-          <w:color w:val="5B3FA6"/>
-          <w:sz w:val="18"/>
-          <w:szCs w:val="18"/>
-        </w:rPr>
-        <w:t>The whole box · A minor pentatonic Pattern 1 · 5th position</w:t>
-      </w:r>
-    </w:p>
-    <w:p>
-      <w:pPr>
-        <w:keepNext/>
-        <w:keepLines/>
-        <w:pBdr>
-          <w:left w:val="single" w:sz="18" w:space="8" w:color="5B3FA6"/>
-        </w:pBdr>
-        <w:ind w:left="120"/>
-      </w:pPr>
-      <w:r>
-        <w:rPr>
-          <w:rFonts w:ascii="Courier New" w:eastAsia="Courier New" w:hAnsi="Courier New" w:cs="Courier New"/>
-          <w:color w:val="222222"/>
-          <w:sz w:val="17"/>
-          <w:szCs w:val="17"/>
-        </w:rPr>
-        <w:t>e |--5----------8--------------------|</w:t>
-      </w:r>
-    </w:p>
-    <w:p>
-      <w:pPr>
-        <w:keepNext/>
-        <w:keepLines/>
-        <w:pBdr>
-          <w:left w:val="single" w:sz="18" w:space="8" w:color="5B3FA6"/>
-        </w:pBdr>
-        <w:ind w:left="120"/>
-      </w:pPr>
-      <w:r>
-        <w:rPr>
-          <w:rFonts w:ascii="Courier New" w:eastAsia="Courier New" w:hAnsi="Courier New" w:cs="Courier New"/>
-          <w:color w:val="222222"/>
-          <w:sz w:val="17"/>
-          <w:szCs w:val="17"/>
-        </w:rPr>
-        <w:t>B |--5----------8--------------------|</w:t>
-      </w:r>
-    </w:p>
-    <w:p>
-      <w:pPr>
-        <w:keepNext/>
-        <w:keepLines/>
-        <w:pBdr>
-          <w:left w:val="single" w:sz="18" w:space="8" w:color="5B3FA6"/>
-        </w:pBdr>
-        <w:ind w:left="120"/>
-      </w:pPr>
-      <w:r>
-        <w:rPr>
-          <w:rFonts w:ascii="Courier New" w:eastAsia="Courier New" w:hAnsi="Courier New" w:cs="Courier New"/>
-          <w:color w:val="222222"/>
-          <w:sz w:val="17"/>
-          <w:szCs w:val="17"/>
-        </w:rPr>
-        <w:t>G |--5-------7---</w:t>
-      </w:r>
-      <w:r>
-        <w:rPr>
-          <w:rFonts w:ascii="Courier New" w:eastAsia="Courier New" w:hAnsi="Courier New" w:cs="Courier New"/>
-          <w:color w:val="222222"/>
-          <w:sz w:val="17"/>
-          <w:szCs w:val="17"/>
-        </w:rPr>
-        <w:t>--------------------|</w:t>
-      </w:r>
-    </w:p>
-    <w:p>
-      <w:pPr>
-        <w:keepNext/>
-        <w:keepLines/>
-        <w:pBdr>
-          <w:left w:val="single" w:sz="18" w:space="8" w:color="5B3FA6"/>
-        </w:pBdr>
-        <w:ind w:left="120"/>
-      </w:pPr>
-      <w:r>
-        <w:rPr>
-          <w:rFonts w:ascii="Courier New" w:eastAsia="Courier New" w:hAnsi="Courier New" w:cs="Courier New"/>
-          <w:color w:val="222222"/>
-          <w:sz w:val="17"/>
-          <w:szCs w:val="17"/>
-        </w:rPr>
-        <w:t>D |--5-------7-----------------------|</w:t>
-      </w:r>
-    </w:p>
-    <w:p>
-      <w:pPr>
-        <w:keepNext/>
-        <w:keepLines/>
-        <w:pBdr>
-          <w:left w:val="single" w:sz="18" w:space="8" w:color="5B3FA6"/>
-        </w:pBdr>
-        <w:ind w:left="120"/>
-      </w:pPr>
-      <w:r>
-        <w:rPr>
-          <w:rFonts w:ascii="Courier New" w:eastAsia="Courier New" w:hAnsi="Courier New" w:cs="Courier New"/>
-          <w:color w:val="222222"/>
-          <w:sz w:val="17"/>
-          <w:szCs w:val="17"/>
-        </w:rPr>
-        <w:t>A |--5-------7-----------------------|</w:t>
-      </w:r>
-    </w:p>
-    <w:p>
-      <w:pPr>
-        <w:keepLines/>
-        <w:pBdr>
-          <w:left w:val="single" w:sz="18" w:space="8" w:color="5B3FA6"/>
-        </w:pBdr>
-        <w:ind w:left="120"/>
-      </w:pPr>
-      <w:r>
-        <w:rPr>
-          <w:rFonts w:ascii="Courier New" w:eastAsia="Courier New" w:hAnsi="Courier New" w:cs="Courier New"/>
-          <w:color w:val="222222"/>
-          <w:sz w:val="17"/>
-          <w:szCs w:val="17"/>
-        </w:rPr>
-        <w:t>E |--5----------8--------------------|</w:t>
-      </w:r>
-    </w:p>
-    <w:p>
-      <w:pPr>
-        <w:spacing w:after="60"/>
-      </w:pPr>
-    </w:p>
-    <w:p>
-      <w:pPr>
-        <w:keepNext/>
-        <w:spacing w:before="120" w:after="60"/>
-      </w:pPr>
-      <w:r>
-        <w:rPr>
-          <w:b/>
-          <w:bCs/>
-          <w:color w:val="5B3FA6"/>
-          <w:sz w:val="23"/>
-          <w:szCs w:val="23"/>
-        </w:rPr>
-        <w:lastRenderedPageBreak/>
-        <w:t xml:space="preserve">Rung 3 · </w:t>
-      </w:r>
-      <w:r>
-        <w:rPr>
-          <w:b/>
-          <w:bCs/>
-          <w:color w:val="222222"/>
-          <w:sz w:val="23"/>
-          <w:szCs w:val="23"/>
-        </w:rPr>
-        <w:t>Two Hendrix-style licks</w:t>
-      </w:r>
-    </w:p>
-    <w:p>
-      <w:pPr>
-        <w:keepNext/>
-        <w:spacing w:after="100"/>
-      </w:pPr>
-      <w:r>
-        <w:rPr>
-          <w:color w:val="222222"/>
-          <w:sz w:val="22"/>
-          <w:szCs w:val="22"/>
-        </w:rPr>
-        <w:t>Two licks (short solo phrases) from the same box to start your solos. Learn them exactly, then change them: change one note, change the rhythm, make them your own.</w:t>
-      </w:r>
-    </w:p>
-    <w:p>
-      <w:pPr>
-        <w:keepNext/>
-        <w:pBdr>
-          <w:left w:val="single" w:sz="18" w:space="8" w:color="5B3FA6"/>
-        </w:pBdr>
-        <w:spacing w:before="80" w:after="60"/>
-        <w:ind w:left="120"/>
-      </w:pPr>
-      <w:r>
-        <w:rPr>
-          <w:b/>
-          <w:bCs/>
-          <w:color w:val="5B3FA6"/>
-          <w:sz w:val="18"/>
-          <w:szCs w:val="18"/>
-        </w:rPr>
-        <w:t>Lick 1 · down and back up · quarter notes, lands on A</w:t>
-      </w:r>
-    </w:p>
-    <w:p>
-      <w:pPr>
-        <w:keepNext/>
-        <w:keepLines/>
-        <w:pBdr>
-          <w:left w:val="single" w:sz="18" w:space="8" w:color="5B3FA6"/>
-        </w:pBdr>
-        <w:ind w:left="120"/>
-      </w:pPr>
-      <w:r>
-        <w:rPr>
-          <w:rFonts w:ascii="Courier New" w:eastAsia="Courier New" w:hAnsi="Courier New" w:cs="Courier New"/>
-          <w:color w:val="222222"/>
-          <w:sz w:val="17"/>
-          <w:szCs w:val="17"/>
-        </w:rPr>
-        <w:t xml:space="preserve">     C    A    G    A</w:t>
-      </w:r>
-    </w:p>
-    <w:p>
-      <w:pPr>
-        <w:keepNext/>
-        <w:keepLines/>
-        <w:pBdr>
-          <w:left w:val="single" w:sz="18" w:space="8" w:color="5B3FA6"/>
-        </w:pBdr>
-        <w:ind w:left="120"/>
-      </w:pPr>
-      <w:r>
-        <w:rPr>
-          <w:rFonts w:ascii="Courier New" w:eastAsia="Courier New" w:hAnsi="Courier New" w:cs="Courier New"/>
-          <w:color w:val="222222"/>
-          <w:sz w:val="17"/>
-          <w:szCs w:val="17"/>
-        </w:rPr>
-        <w:t>e |--</w:t>
-      </w:r>
-      <w:r>
-        <w:rPr>
-          <w:rFonts w:ascii="Courier New" w:eastAsia="Courier New" w:hAnsi="Courier New" w:cs="Courier New"/>
-          <w:b/>
-          <w:bCs/>
-          <w:color w:val="5B3FA6"/>
-          <w:sz w:val="17"/>
-          <w:szCs w:val="17"/>
-        </w:rPr>
-        <w:t>8</w:t>
-      </w:r>
-      <w:r>
-        <w:rPr>
-          <w:rFonts w:ascii="Courier New" w:eastAsia="Courier New" w:hAnsi="Courier New" w:cs="Courier New"/>
-          <w:color w:val="222222"/>
-          <w:sz w:val="17"/>
-          <w:szCs w:val="17"/>
-        </w:rPr>
-        <w:t>----</w:t>
-      </w:r>
-      <w:r>
-        <w:rPr>
-          <w:rFonts w:ascii="Courier New" w:eastAsia="Courier New" w:hAnsi="Courier New" w:cs="Courier New"/>
-          <w:b/>
-          <w:bCs/>
-          <w:color w:val="5B3FA6"/>
-          <w:sz w:val="17"/>
-          <w:szCs w:val="17"/>
-        </w:rPr>
-        <w:t>5</w:t>
-      </w:r>
-      <w:r>
-        <w:rPr>
-          <w:rFonts w:ascii="Courier New" w:eastAsia="Courier New" w:hAnsi="Courier New" w:cs="Courier New"/>
-          <w:color w:val="222222"/>
-          <w:sz w:val="17"/>
-          <w:szCs w:val="17"/>
-        </w:rPr>
-        <w:t>-----</w:t>
-      </w:r>
-      <w:r>
-        <w:rPr>
-          <w:rFonts w:ascii="Courier New" w:eastAsia="Courier New" w:hAnsi="Courier New" w:cs="Courier New"/>
-          <w:color w:val="222222"/>
-          <w:sz w:val="17"/>
-          <w:szCs w:val="17"/>
-        </w:rPr>
-        <w:t>----</w:t>
-      </w:r>
-      <w:r>
-        <w:rPr>
-          <w:rFonts w:ascii="Courier New" w:eastAsia="Courier New" w:hAnsi="Courier New" w:cs="Courier New"/>
-          <w:b/>
-          <w:bCs/>
-          <w:color w:val="5B3FA6"/>
-          <w:sz w:val="17"/>
-          <w:szCs w:val="17"/>
-        </w:rPr>
-        <w:t>5</w:t>
-      </w:r>
-      <w:r>
-        <w:rPr>
-          <w:rFonts w:ascii="Courier New" w:eastAsia="Courier New" w:hAnsi="Courier New" w:cs="Courier New"/>
-          <w:color w:val="222222"/>
-          <w:sz w:val="17"/>
-          <w:szCs w:val="17"/>
-        </w:rPr>
-        <w:t>--|</w:t>
-      </w:r>
-    </w:p>
-    <w:p>
-      <w:pPr>
-        <w:keepNext/>
-        <w:keepLines/>
-        <w:pBdr>
-          <w:left w:val="single" w:sz="18" w:space="8" w:color="5B3FA6"/>
-        </w:pBdr>
-        <w:ind w:left="120"/>
-      </w:pPr>
-      <w:r>
-        <w:rPr>
-          <w:rFonts w:ascii="Courier New" w:eastAsia="Courier New" w:hAnsi="Courier New" w:cs="Courier New"/>
-          <w:color w:val="222222"/>
-          <w:sz w:val="17"/>
-          <w:szCs w:val="17"/>
-        </w:rPr>
-        <w:t>B |------------</w:t>
-      </w:r>
-      <w:r>
-        <w:rPr>
-          <w:rFonts w:ascii="Courier New" w:eastAsia="Courier New" w:hAnsi="Courier New" w:cs="Courier New"/>
-          <w:b/>
-          <w:bCs/>
-          <w:color w:val="5B3FA6"/>
-          <w:sz w:val="17"/>
-          <w:szCs w:val="17"/>
-        </w:rPr>
-        <w:t>8</w:t>
+        <w:t>Level up · tension and release · 4 bars</w:t>
+      </w:r>
+    </w:p>
+    <w:p>
+      <w:pPr>
+        <w:keepNext/>
+        <w:keepLines/>
+        <w:pBdr>
+          <w:left w:val="single" w:sz="18" w:space="8" w:color="5B3FA6"/>
+        </w:pBdr>
+        <w:ind w:left="120"/>
+      </w:pPr>
+      <w:r>
+        <w:rPr>
+          <w:rFonts w:ascii="Courier New" w:eastAsia="Courier New" w:hAnsi="Courier New" w:cs="Courier New"/>
+          <w:color w:val="222222"/>
+          <w:sz w:val="17"/>
+          <w:szCs w:val="17"/>
+        </w:rPr>
+        <w:t xml:space="preserve">      C     G     C     G      C     E     A            C     D     C     A            A</w:t>
+      </w:r>
+    </w:p>
+    <w:p>
+      <w:pPr>
+        <w:keepNext/>
+        <w:keepLines/>
+        <w:pBdr>
+          <w:left w:val="single" w:sz="18" w:space="8" w:color="5B3FA6"/>
+        </w:pBdr>
+        <w:ind w:left="120"/>
+      </w:pPr>
+      <w:r>
+        <w:rPr>
+          <w:rFonts w:ascii="Courier New" w:eastAsia="Courier New" w:hAnsi="Courier New" w:cs="Courier New"/>
+          <w:color w:val="222222"/>
+          <w:sz w:val="17"/>
+          <w:szCs w:val="17"/>
+        </w:rPr>
+        <w:t>e |--------------------|--------------------|--------------------|--------------------|</w:t>
+      </w:r>
+    </w:p>
+    <w:p>
+      <w:pPr>
+        <w:keepNext/>
+        <w:keepLines/>
+        <w:pBdr>
+          <w:left w:val="single" w:sz="18" w:space="8" w:color="5B3FA6"/>
+        </w:pBdr>
+        <w:ind w:left="120"/>
+      </w:pPr>
+      <w:r>
+        <w:rPr>
+          <w:rFonts w:ascii="Courier New" w:eastAsia="Courier New" w:hAnsi="Courier New" w:cs="Courier New"/>
+          <w:color w:val="222222"/>
+          <w:sz w:val="17"/>
+          <w:szCs w:val="17"/>
+        </w:rPr>
+        <w:t>B |--------------------|--------------------|--------------------|-------------</w:t>
       </w:r>
       <w:r>
         <w:rPr>
@@ -2268,668 +2745,78 @@
           <w:sz w:val="17"/>
           <w:szCs w:val="17"/>
         </w:rPr>
-        <w:t>G |--------------------|</w:t>
-      </w:r>
-    </w:p>
-    <w:p>
-      <w:pPr>
-        <w:keepNext/>
-        <w:keepLines/>
-        <w:pBdr>
-          <w:left w:val="single" w:sz="18" w:space="8" w:color="5B3FA6"/>
-        </w:pBdr>
-        <w:ind w:left="120"/>
-      </w:pPr>
-      <w:r>
-        <w:rPr>
-          <w:rFonts w:ascii="Courier New" w:eastAsia="Courier New" w:hAnsi="Courier New" w:cs="Courier New"/>
-          <w:color w:val="222222"/>
-          <w:sz w:val="17"/>
-          <w:szCs w:val="17"/>
-        </w:rPr>
-        <w:t>D |--------------------|</w:t>
-      </w:r>
-    </w:p>
-    <w:p>
-      <w:pPr>
-        <w:keepNext/>
-        <w:keepLines/>
-        <w:pBdr>
-          <w:left w:val="single" w:sz="18" w:space="8" w:color="5B3FA6"/>
-        </w:pBdr>
-        <w:ind w:left="120"/>
-      </w:pPr>
-      <w:r>
-        <w:rPr>
-          <w:rFonts w:ascii="Courier New" w:eastAsia="Courier New" w:hAnsi="Courier New" w:cs="Courier New"/>
-          <w:color w:val="222222"/>
-          <w:sz w:val="17"/>
-          <w:szCs w:val="17"/>
-        </w:rPr>
-        <w:t>A |--------------------|</w:t>
-      </w:r>
-    </w:p>
-    <w:p>
-      <w:pPr>
-        <w:keepLines/>
-        <w:pBdr>
-          <w:left w:val="single" w:sz="18" w:space="8" w:color="5B3FA6"/>
-        </w:pBdr>
-        <w:ind w:left="120"/>
-      </w:pPr>
-      <w:r>
-        <w:rPr>
-          <w:rFonts w:ascii="Courier New" w:eastAsia="Courier New" w:hAnsi="Courier New" w:cs="Courier New"/>
-          <w:color w:val="222222"/>
-          <w:sz w:val="17"/>
-          <w:szCs w:val="17"/>
-        </w:rPr>
-        <w:t>E |--------------------|</w:t>
-      </w:r>
-    </w:p>
-    <w:p>
-      <w:pPr>
-        <w:spacing w:after="60"/>
-      </w:pPr>
-    </w:p>
-    <w:p>
-      <w:pPr>
-        <w:keepNext/>
-        <w:pBdr>
-          <w:left w:val="single" w:sz="18" w:space="8" w:color="5B3FA6"/>
-        </w:pBdr>
-        <w:spacing w:before="80" w:after="60"/>
-        <w:ind w:left="120"/>
-      </w:pPr>
-      <w:r>
-        <w:rPr>
-          <w:b/>
-          <w:bCs/>
-          <w:color w:val="5B3FA6"/>
-          <w:sz w:val="18"/>
-          <w:szCs w:val="18"/>
-        </w:rPr>
-        <w:t>Lick 2 · the slide-in · lands on A</w:t>
-      </w:r>
-    </w:p>
-    <w:p>
-      <w:pPr>
-        <w:keepNext/>
-        <w:keepLines/>
-        <w:pBdr>
-          <w:left w:val="single" w:sz="18" w:space="8" w:color="5B3FA6"/>
-        </w:pBdr>
-        <w:ind w:left="120"/>
-      </w:pPr>
-      <w:r>
-        <w:rPr>
-          <w:rFonts w:ascii="Courier New" w:eastAsia="Courier New" w:hAnsi="Courier New" w:cs="Courier New"/>
-          <w:color w:val="222222"/>
-          <w:sz w:val="17"/>
-          <w:szCs w:val="17"/>
-        </w:rPr>
-        <w:t xml:space="preserve">     G/A       C    A</w:t>
-      </w:r>
-    </w:p>
-    <w:p>
-      <w:pPr>
-        <w:keepNext/>
-        <w:keepLines/>
-        <w:pBdr>
-          <w:left w:val="single" w:sz="18" w:space="8" w:color="5B3FA6"/>
-        </w:pBdr>
-        <w:ind w:left="120"/>
-      </w:pPr>
-      <w:r>
-        <w:rPr>
-          <w:rFonts w:ascii="Courier New" w:eastAsia="Courier New" w:hAnsi="Courier New" w:cs="Courier New"/>
-          <w:color w:val="222222"/>
-          <w:sz w:val="17"/>
-          <w:szCs w:val="17"/>
-        </w:rPr>
-        <w:t>e |--------------------|</w:t>
-      </w:r>
-    </w:p>
-    <w:p>
-      <w:pPr>
-        <w:keepNext/>
-        <w:keepLines/>
-        <w:pBdr>
-          <w:left w:val="single" w:sz="18" w:space="8" w:color="5B3FA6"/>
-        </w:pBdr>
-        <w:ind w:left="120"/>
-      </w:pPr>
-      <w:r>
-        <w:rPr>
-          <w:rFonts w:ascii="Courier New" w:eastAsia="Courier New" w:hAnsi="Courier New" w:cs="Courier New"/>
-          <w:color w:val="222222"/>
-          <w:sz w:val="17"/>
-          <w:szCs w:val="17"/>
-        </w:rPr>
-        <w:t>B |--------------------|</w:t>
-      </w:r>
-    </w:p>
-    <w:p>
-      <w:pPr>
-        <w:keepNext/>
-        <w:keepLines/>
-        <w:pBdr>
-          <w:left w:val="single" w:sz="18" w:space="8" w:color="5B3FA6"/>
-        </w:pBdr>
-        <w:ind w:left="120"/>
-      </w:pPr>
-      <w:r>
-        <w:rPr>
-          <w:rFonts w:ascii="Courier New" w:eastAsia="Courier New" w:hAnsi="Courier New" w:cs="Courier New"/>
-          <w:color w:val="222222"/>
-          <w:sz w:val="17"/>
-          <w:szCs w:val="17"/>
-        </w:rPr>
-        <w:t>G |-----------</w:t>
-      </w:r>
-      <w:r>
-        <w:rPr>
-          <w:rFonts w:ascii="Courier New" w:eastAsia="Courier New" w:hAnsi="Courier New" w:cs="Courier New"/>
-          <w:color w:val="222222"/>
-          <w:sz w:val="17"/>
-          <w:szCs w:val="17"/>
-        </w:rPr>
-        <w:t>-</w:t>
-      </w:r>
-      <w:r>
-        <w:rPr>
-          <w:rFonts w:ascii="Courier New" w:eastAsia="Courier New" w:hAnsi="Courier New" w:cs="Courier New"/>
-          <w:b/>
-          <w:bCs/>
-          <w:color w:val="5B3FA6"/>
-          <w:sz w:val="17"/>
-          <w:szCs w:val="17"/>
-        </w:rPr>
-        <w:t>5</w:t>
-      </w:r>
-      <w:r>
-        <w:rPr>
-          <w:rFonts w:ascii="Courier New" w:eastAsia="Courier New" w:hAnsi="Courier New" w:cs="Courier New"/>
-          <w:color w:val="222222"/>
-          <w:sz w:val="17"/>
-          <w:szCs w:val="17"/>
-        </w:rPr>
-        <w:t>-------|</w:t>
-      </w:r>
-    </w:p>
-    <w:p>
-      <w:pPr>
-        <w:keepNext/>
-        <w:keepLines/>
-        <w:pBdr>
-          <w:left w:val="single" w:sz="18" w:space="8" w:color="5B3FA6"/>
-        </w:pBdr>
-        <w:ind w:left="120"/>
-      </w:pPr>
-      <w:r>
-        <w:rPr>
-          <w:rFonts w:ascii="Courier New" w:eastAsia="Courier New" w:hAnsi="Courier New" w:cs="Courier New"/>
-          <w:color w:val="222222"/>
-          <w:sz w:val="17"/>
-          <w:szCs w:val="17"/>
-        </w:rPr>
-        <w:t>D |--</w:t>
-      </w:r>
-      <w:r>
-        <w:rPr>
-          <w:rFonts w:ascii="Courier New" w:eastAsia="Courier New" w:hAnsi="Courier New" w:cs="Courier New"/>
-          <w:b/>
-          <w:bCs/>
-          <w:color w:val="5B3FA6"/>
-          <w:sz w:val="17"/>
-          <w:szCs w:val="17"/>
-        </w:rPr>
-        <w:t>5</w:t>
-      </w:r>
-      <w:r>
-        <w:rPr>
-          <w:rFonts w:ascii="Courier New" w:eastAsia="Courier New" w:hAnsi="Courier New" w:cs="Courier New"/>
-          <w:color w:val="222222"/>
-          <w:sz w:val="17"/>
-          <w:szCs w:val="17"/>
-        </w:rPr>
-        <w:t>/</w:t>
-      </w:r>
-      <w:r>
-        <w:rPr>
-          <w:rFonts w:ascii="Courier New" w:eastAsia="Courier New" w:hAnsi="Courier New" w:cs="Courier New"/>
-          <w:b/>
-          <w:bCs/>
-          <w:color w:val="5B3FA6"/>
-          <w:sz w:val="17"/>
-          <w:szCs w:val="17"/>
-        </w:rPr>
-        <w:t>7</w:t>
-      </w:r>
-      <w:r>
-        <w:rPr>
-          <w:rFonts w:ascii="Courier New" w:eastAsia="Courier New" w:hAnsi="Courier New" w:cs="Courier New"/>
-          <w:color w:val="222222"/>
-          <w:sz w:val="17"/>
-          <w:szCs w:val="17"/>
-        </w:rPr>
-        <w:t>------------</w:t>
-      </w:r>
-      <w:r>
-        <w:rPr>
-          <w:rFonts w:ascii="Courier New" w:eastAsia="Courier New" w:hAnsi="Courier New" w:cs="Courier New"/>
-          <w:b/>
-          <w:bCs/>
-          <w:color w:val="5B3FA6"/>
-          <w:sz w:val="17"/>
-          <w:szCs w:val="17"/>
-        </w:rPr>
-        <w:t>7</w:t>
-      </w:r>
-      <w:r>
-        <w:rPr>
-          <w:rFonts w:ascii="Courier New" w:eastAsia="Courier New" w:hAnsi="Courier New" w:cs="Courier New"/>
-          <w:color w:val="222222"/>
-          <w:sz w:val="17"/>
-          <w:szCs w:val="17"/>
-        </w:rPr>
-        <w:t>--|</w:t>
-      </w:r>
-    </w:p>
-    <w:p>
-      <w:pPr>
-        <w:keepNext/>
-        <w:keepLines/>
-        <w:pBdr>
-          <w:left w:val="single" w:sz="18" w:space="8" w:color="5B3FA6"/>
-        </w:pBdr>
-        <w:ind w:left="120"/>
-      </w:pPr>
-      <w:r>
-        <w:rPr>
-          <w:rFonts w:ascii="Courier New" w:eastAsia="Courier New" w:hAnsi="Courier New" w:cs="Courier New"/>
-          <w:color w:val="222222"/>
-          <w:sz w:val="17"/>
-          <w:szCs w:val="17"/>
-        </w:rPr>
-        <w:t>A |--------------------|</w:t>
-      </w:r>
-    </w:p>
-    <w:p>
-      <w:pPr>
-        <w:keepLines/>
-        <w:pBdr>
-          <w:left w:val="single" w:sz="18" w:space="8" w:color="5B3FA6"/>
-        </w:pBdr>
-        <w:ind w:left="120"/>
-      </w:pPr>
-      <w:r>
-        <w:rPr>
-          <w:rFonts w:ascii="Courier New" w:eastAsia="Courier New" w:hAnsi="Courier New" w:cs="Courier New"/>
-          <w:color w:val="222222"/>
-          <w:sz w:val="17"/>
-          <w:szCs w:val="17"/>
-        </w:rPr>
-        <w:t>E |--------------------|</w:t>
-      </w:r>
-    </w:p>
-    <w:p>
-      <w:pPr>
-        <w:spacing w:after="60"/>
-      </w:pPr>
-    </w:p>
-    <w:p>
-      <w:pPr>
-        <w:spacing w:after="120"/>
-        <w:ind w:left="120"/>
-      </w:pPr>
-      <w:r>
-        <w:rPr>
-          <w:b/>
-          <w:bCs/>
-          <w:color w:val="5B3FA6"/>
-        </w:rPr>
-        <w:t xml:space="preserve">You've got it when: </w:t>
-      </w:r>
-      <w:r>
-        <w:rPr>
-          <w:color w:val="222222"/>
-        </w:rPr>
-        <w:t>You've climbed all three rungs — licks show up in your solos.</w:t>
-      </w:r>
-    </w:p>
-    <w:p>
-      <w:pPr>
-        <w:keepNext/>
-        <w:spacing w:before="60" w:after="30"/>
-      </w:pPr>
-      <w:r>
-        <w:rPr>
-          <w:b/>
-          <w:bCs/>
-          <w:color w:val="5B3FA6"/>
-          <w:sz w:val="22"/>
-          <w:szCs w:val="22"/>
-        </w:rPr>
-        <w:t>Level up</w:t>
-      </w:r>
-    </w:p>
-    <w:p>
-      <w:pPr>
-        <w:keepNext/>
-        <w:spacing w:after="40"/>
-        <w:ind w:left="360"/>
-      </w:pPr>
-      <w:r>
-        <w:rPr>
-          <w:color w:val="222222"/>
-        </w:rPr>
-        <w:t>Start a phrase during the F bar and resolve it on the Am bar — real tension and release.</w:t>
-      </w:r>
-    </w:p>
-    <w:p>
-      <w:pPr>
-        <w:keepNext/>
-        <w:pBdr>
-          <w:left w:val="single" w:sz="18" w:space="8" w:color="5B3FA6"/>
-        </w:pBdr>
-        <w:spacing w:before="80" w:after="60"/>
-        <w:ind w:left="120"/>
-      </w:pPr>
-      <w:r>
-        <w:rPr>
-          <w:b/>
-          <w:bCs/>
-          <w:color w:val="5B3FA6"/>
-          <w:sz w:val="18"/>
-          <w:szCs w:val="18"/>
-        </w:rPr>
-        <w:t>Level up · tension and release · 2 bars</w:t>
-      </w:r>
-    </w:p>
-    <w:p>
-      <w:pPr>
-        <w:keepNext/>
-        <w:keepLines/>
-        <w:pBdr>
-          <w:left w:val="single" w:sz="18" w:space="8" w:color="5B3FA6"/>
-        </w:pBdr>
-        <w:ind w:left="120"/>
-      </w:pPr>
-      <w:r>
-        <w:rPr>
-          <w:rFonts w:ascii="Courier New" w:eastAsia="Courier New" w:hAnsi="Courier New" w:cs="Courier New"/>
-          <w:color w:val="222222"/>
-          <w:sz w:val="17"/>
-          <w:szCs w:val="17"/>
-        </w:rPr>
-        <w:t xml:space="preserve">     C    G    C    G          C    E    A</w:t>
-      </w:r>
-    </w:p>
-    <w:p>
-      <w:pPr>
-        <w:keepNext/>
-        <w:keepLines/>
-        <w:pBdr>
-          <w:left w:val="single" w:sz="18" w:space="8" w:color="5B3FA6"/>
-        </w:pBdr>
-        <w:ind w:left="120"/>
-      </w:pPr>
-      <w:r>
-        <w:rPr>
-          <w:rFonts w:ascii="Courier New" w:eastAsia="Courier New" w:hAnsi="Courier New" w:cs="Courier New"/>
-          <w:color w:val="222222"/>
-          <w:sz w:val="17"/>
-          <w:szCs w:val="17"/>
-        </w:rPr>
-        <w:t>e |--------------------|--------------------|</w:t>
-      </w:r>
-    </w:p>
-    <w:p>
-      <w:pPr>
-        <w:keepNext/>
-        <w:keepLines/>
-        <w:pBdr>
-          <w:left w:val="single" w:sz="18" w:space="8" w:color="5B3FA6"/>
-        </w:pBdr>
-        <w:ind w:left="120"/>
-      </w:pPr>
-      <w:r>
-        <w:rPr>
-          <w:rFonts w:ascii="Courier New" w:eastAsia="Courier New" w:hAnsi="Courier New" w:cs="Courier New"/>
-          <w:color w:val="222222"/>
-          <w:sz w:val="17"/>
-          <w:szCs w:val="17"/>
-        </w:rPr>
-        <w:t>B |--------------------|--------------</w:t>
-      </w:r>
-      <w:r>
-        <w:rPr>
-          <w:rFonts w:ascii="Courier New" w:eastAsia="Courier New" w:hAnsi="Courier New" w:cs="Courier New"/>
-          <w:color w:val="222222"/>
-          <w:sz w:val="17"/>
-          <w:szCs w:val="17"/>
-        </w:rPr>
-        <w:t>------|</w:t>
-      </w:r>
-    </w:p>
-    <w:p>
-      <w:pPr>
-        <w:keepNext/>
-        <w:keepLines/>
-        <w:pBdr>
-          <w:left w:val="single" w:sz="18" w:space="8" w:color="5B3FA6"/>
-        </w:pBdr>
-        <w:ind w:left="120"/>
-      </w:pPr>
-      <w:r>
-        <w:rPr>
-          <w:rFonts w:ascii="Courier New" w:eastAsia="Courier New" w:hAnsi="Courier New" w:cs="Courier New"/>
-          <w:color w:val="222222"/>
-          <w:sz w:val="17"/>
-          <w:szCs w:val="17"/>
-        </w:rPr>
-        <w:t>G |--</w:t>
-      </w:r>
-      <w:r>
-        <w:rPr>
-          <w:rFonts w:ascii="Courier New" w:eastAsia="Courier New" w:hAnsi="Courier New" w:cs="Courier New"/>
-          <w:b/>
-          <w:bCs/>
-          <w:color w:val="5B3FA6"/>
-          <w:sz w:val="17"/>
-          <w:szCs w:val="17"/>
-        </w:rPr>
-        <w:t>5</w:t>
-      </w:r>
-      <w:r>
-        <w:rPr>
-          <w:rFonts w:ascii="Courier New" w:eastAsia="Courier New" w:hAnsi="Courier New" w:cs="Courier New"/>
-          <w:color w:val="222222"/>
-          <w:sz w:val="17"/>
-          <w:szCs w:val="17"/>
-        </w:rPr>
-        <w:t>-------</w:t>
-      </w:r>
-      <w:r>
-        <w:rPr>
-          <w:rFonts w:ascii="Courier New" w:eastAsia="Courier New" w:hAnsi="Courier New" w:cs="Courier New"/>
-          <w:b/>
-          <w:bCs/>
-          <w:color w:val="5B3FA6"/>
-          <w:sz w:val="17"/>
-          <w:szCs w:val="17"/>
-        </w:rPr>
-        <w:t>5</w:t>
-      </w:r>
-      <w:r>
-        <w:rPr>
-          <w:rFonts w:ascii="Courier New" w:eastAsia="Courier New" w:hAnsi="Courier New" w:cs="Courier New"/>
-          <w:color w:val="222222"/>
-          <w:sz w:val="17"/>
-          <w:szCs w:val="17"/>
-        </w:rPr>
-        <w:t>-------|--</w:t>
-      </w:r>
-      <w:r>
-        <w:rPr>
-          <w:rFonts w:ascii="Courier New" w:eastAsia="Courier New" w:hAnsi="Courier New" w:cs="Courier New"/>
-          <w:b/>
-          <w:bCs/>
-          <w:color w:val="5B3FA6"/>
-          <w:sz w:val="17"/>
-          <w:szCs w:val="17"/>
-        </w:rPr>
-        <w:t>5</w:t>
-      </w:r>
-      <w:r>
-        <w:rPr>
-          <w:rFonts w:ascii="Courier New" w:eastAsia="Courier New" w:hAnsi="Courier New" w:cs="Courier New"/>
-          <w:color w:val="222222"/>
-          <w:sz w:val="17"/>
-          <w:szCs w:val="17"/>
-        </w:rPr>
-        <w:t>-----------------|</w:t>
-      </w:r>
-    </w:p>
-    <w:p>
-      <w:pPr>
-        <w:keepNext/>
-        <w:keepLines/>
-        <w:pBdr>
-          <w:left w:val="single" w:sz="18" w:space="8" w:color="5B3FA6"/>
-        </w:pBdr>
-        <w:ind w:left="120"/>
-      </w:pPr>
-      <w:r>
-        <w:rPr>
-          <w:rFonts w:ascii="Courier New" w:eastAsia="Courier New" w:hAnsi="Courier New" w:cs="Courier New"/>
-          <w:color w:val="222222"/>
-          <w:sz w:val="17"/>
-          <w:szCs w:val="17"/>
-        </w:rPr>
-        <w:t>D |------</w:t>
-      </w:r>
-      <w:r>
-        <w:rPr>
-          <w:rFonts w:ascii="Courier New" w:eastAsia="Courier New" w:hAnsi="Courier New" w:cs="Courier New"/>
-          <w:b/>
-          <w:bCs/>
-          <w:color w:val="5B3FA6"/>
-          <w:sz w:val="17"/>
-          <w:szCs w:val="17"/>
-        </w:rPr>
-        <w:t>5</w:t>
-      </w:r>
-      <w:r>
-        <w:rPr>
-          <w:rFonts w:ascii="Courier New" w:eastAsia="Courier New" w:hAnsi="Courier New" w:cs="Courier New"/>
-          <w:color w:val="222222"/>
-          <w:sz w:val="17"/>
-          <w:szCs w:val="17"/>
-        </w:rPr>
-        <w:t>-------</w:t>
-      </w:r>
-      <w:r>
-        <w:rPr>
-          <w:rFonts w:ascii="Courier New" w:eastAsia="Courier New" w:hAnsi="Courier New" w:cs="Courier New"/>
-          <w:b/>
-          <w:bCs/>
-          <w:color w:val="5B3FA6"/>
-          <w:sz w:val="17"/>
-          <w:szCs w:val="17"/>
-        </w:rPr>
-        <w:t>5</w:t>
-      </w:r>
-      <w:r>
-        <w:rPr>
-          <w:rFonts w:ascii="Courier New" w:eastAsia="Courier New" w:hAnsi="Courier New" w:cs="Courier New"/>
-          <w:color w:val="222222"/>
-          <w:sz w:val="17"/>
-          <w:szCs w:val="17"/>
-        </w:rPr>
-        <w:t>--|------------</w:t>
-      </w:r>
-      <w:r>
-        <w:rPr>
-          <w:rFonts w:ascii="Courier New" w:eastAsia="Courier New" w:hAnsi="Courier New" w:cs="Courier New"/>
-          <w:b/>
-          <w:bCs/>
-          <w:color w:val="5B3FA6"/>
-          <w:sz w:val="17"/>
-          <w:szCs w:val="17"/>
-        </w:rPr>
-        <w:t>7</w:t>
-      </w:r>
-      <w:r>
-        <w:rPr>
-          <w:rFonts w:ascii="Courier New" w:eastAsia="Courier New" w:hAnsi="Courier New" w:cs="Courier New"/>
-          <w:color w:val="222222"/>
-          <w:sz w:val="17"/>
-          <w:szCs w:val="17"/>
-        </w:rPr>
-        <w:t>-------|</w:t>
-      </w:r>
-    </w:p>
-    <w:p>
-      <w:pPr>
-        <w:keepNext/>
-        <w:keepLines/>
-        <w:pBdr>
-          <w:left w:val="single" w:sz="18" w:space="8" w:color="5B3FA6"/>
-        </w:pBdr>
-        <w:ind w:left="120"/>
-      </w:pPr>
-      <w:r>
-        <w:rPr>
-          <w:rFonts w:ascii="Courier New" w:eastAsia="Courier New" w:hAnsi="Courier New" w:cs="Courier New"/>
-          <w:color w:val="222222"/>
-          <w:sz w:val="17"/>
-          <w:szCs w:val="17"/>
-        </w:rPr>
-        <w:t>A |--------------------|-------</w:t>
-      </w:r>
-      <w:r>
-        <w:rPr>
-          <w:rFonts w:ascii="Courier New" w:eastAsia="Courier New" w:hAnsi="Courier New" w:cs="Courier New"/>
-          <w:b/>
-          <w:bCs/>
-          <w:color w:val="5B3FA6"/>
-          <w:sz w:val="17"/>
-          <w:szCs w:val="17"/>
-        </w:rPr>
-        <w:t>7</w:t>
-      </w:r>
-      <w:r>
-        <w:rPr>
-          <w:rFonts w:ascii="Courier New" w:eastAsia="Courier New" w:hAnsi="Courier New" w:cs="Courier New"/>
-          <w:color w:val="222222"/>
-          <w:sz w:val="17"/>
-          <w:szCs w:val="17"/>
-        </w:rPr>
-        <w:t>------------|</w:t>
-      </w:r>
-    </w:p>
-    <w:p>
-      <w:pPr>
-        <w:keepLines/>
-        <w:pBdr>
-          <w:left w:val="single" w:sz="18" w:space="8" w:color="5B3FA6"/>
-        </w:pBdr>
-        <w:ind w:left="120"/>
-      </w:pPr>
-      <w:r>
-        <w:rPr>
-          <w:rFonts w:ascii="Courier New" w:eastAsia="Courier New" w:hAnsi="Courier New" w:cs="Courier New"/>
-          <w:color w:val="222222"/>
-          <w:sz w:val="17"/>
-          <w:szCs w:val="17"/>
-        </w:rPr>
-        <w:t>E |--------------------|--------------------|</w:t>
-      </w:r>
-    </w:p>
-    <w:p>
-      <w:pPr>
+        <w:t>G |--5-----------5-----|--5-----------------|--5-----7-----5-----|--------------------|</w:t>
+      </w:r>
+    </w:p>
+    <w:p>
+      <w:pPr>
+        <w:keepNext/>
+        <w:keepLines/>
+        <w:pBdr>
+          <w:left w:val="single" w:sz="18" w:space="8" w:color="5B3FA6"/>
+        </w:pBdr>
+        <w:ind w:left="120"/>
+      </w:pPr>
+      <w:r>
+        <w:rPr>
+          <w:rFonts w:ascii="Courier New" w:eastAsia="Courier New" w:hAnsi="Courier New" w:cs="Courier New"/>
+          <w:color w:val="222222"/>
+          <w:sz w:val="17"/>
+          <w:szCs w:val="17"/>
+        </w:rPr>
+        <w:t>D |--------5-----------|--------7-----------|--------------------|--7-----------------|</w:t>
+      </w:r>
+    </w:p>
+    <w:p>
+      <w:pPr>
+        <w:keepNext/>
+        <w:keepLines/>
+        <w:pBdr>
+          <w:left w:val="single" w:sz="18" w:space="8" w:color="5B3FA6"/>
+        </w:pBdr>
+        <w:ind w:left="120"/>
+      </w:pPr>
+      <w:r>
+        <w:rPr>
+          <w:rFonts w:ascii="Courier New" w:eastAsia="Courier New" w:hAnsi="Courier New" w:cs="Courier New"/>
+          <w:color w:val="222222"/>
+          <w:sz w:val="17"/>
+          <w:szCs w:val="17"/>
+        </w:rPr>
+        <w:t>A |--------------------|--------------7-----|--------------7-----|-----</w:t>
+      </w:r>
+      <w:r>
+        <w:rPr>
+          <w:rFonts w:ascii="Courier New" w:eastAsia="Courier New" w:hAnsi="Courier New" w:cs="Courier New"/>
+          <w:color w:val="222222"/>
+          <w:sz w:val="17"/>
+          <w:szCs w:val="17"/>
+        </w:rPr>
+        <w:t>---7-----------|</w:t>
+      </w:r>
+    </w:p>
+    <w:p>
+      <w:pPr>
+        <w:keepNext/>
+        <w:keepLines/>
+        <w:pBdr>
+          <w:left w:val="single" w:sz="18" w:space="8" w:color="5B3FA6"/>
+        </w:pBdr>
+        <w:ind w:left="120"/>
+      </w:pPr>
+      <w:r>
+        <w:rPr>
+          <w:rFonts w:ascii="Courier New" w:eastAsia="Courier New" w:hAnsi="Courier New" w:cs="Courier New"/>
+          <w:color w:val="222222"/>
+          <w:sz w:val="17"/>
+          <w:szCs w:val="17"/>
+        </w:rPr>
+        <w:t>E |--------------------|--------------------|--------------------|--------------------|</w:t>
+      </w:r>
+    </w:p>
+    <w:p>
+      <w:pPr>
+        <w:keepNext/>
         <w:spacing w:after="60"/>
       </w:pPr>
     </w:p>
@@ -2984,7 +2871,15 @@
           <w:sz w:val="22"/>
           <w:szCs w:val="22"/>
         </w:rPr>
-        <w:t>The simple singalong version — closest to how Dylan actually plays it. The same loop becomes full open chords you strum and sing over.</w:t>
+        <w:t xml:space="preserve">The simple singalong version — closest to how Dylan actually plays it. The same loop becomes full open chords you strum </w:t>
+      </w:r>
+      <w:r>
+        <w:rPr>
+          <w:color w:val="222222"/>
+          <w:sz w:val="22"/>
+          <w:szCs w:val="22"/>
+        </w:rPr>
+        <w:t>and sing over.</w:t>
       </w:r>
     </w:p>
     <w:tbl>
@@ -3002,7 +2897,7 @@
           <w:left w:w="10" w:type="dxa"/>
           <w:right w:w="10" w:type="dxa"/>
         </w:tblCellMar>
-        <w:tblLook w:val="0000" w:firstRow="0" w:lastRow="0" w:firstColumn="0" w:lastColumn="0" w:noHBand="0" w:noVBand="0"/>
+        <w:tblLook w:val="04A0" w:firstRow="1" w:lastRow="0" w:firstColumn="1" w:lastColumn="0" w:noHBand="0" w:noVBand="1"/>
       </w:tblPr>
       <w:tblGrid>
         <w:gridCol w:w="3480"/>
@@ -3249,6 +3144,7 @@
           <w:sz w:val="18"/>
           <w:szCs w:val="18"/>
         </w:rPr>
+        <w:lastRenderedPageBreak/>
         <w:t>Singalong loop · 2 beats per chord · 60 BPM</w:t>
       </w:r>
     </w:p>
@@ -3273,6 +3169,7 @@
     </w:p>
     <w:p>
       <w:pPr>
+        <w:keepNext/>
         <w:keepLines/>
         <w:pBdr>
           <w:left w:val="single" w:sz="18" w:space="8" w:color="5B3FA6"/>
@@ -3291,18 +3188,18 @@
     </w:p>
     <w:p>
       <w:pPr>
+        <w:keepNext/>
         <w:spacing w:after="60"/>
       </w:pPr>
     </w:p>
     <w:p>
       <w:pPr>
-        <w:keepNext/>
         <w:keepLines/>
         <w:pBdr>
           <w:left w:val="single" w:sz="18" w:space="8" w:color="5B3FA6"/>
         </w:pBdr>
         <w:shd w:val="clear" w:color="auto" w:fill="EFEBF8"/>
-        <w:spacing w:before="80" w:after="20"/>
+        <w:spacing w:before="80" w:after="120"/>
         <w:ind w:left="120"/>
       </w:pPr>
       <w:r>
@@ -3318,23 +3215,6 @@
           <w:color w:val="222222"/>
         </w:rPr>
         <w:t>Down-strum, 2 beats per chord, 4 loops.</w:t>
-      </w:r>
-    </w:p>
-    <w:p>
-      <w:pPr>
-        <w:keepLines/>
-        <w:pBdr>
-          <w:left w:val="single" w:sz="18" w:space="8" w:color="5B3FA6"/>
-        </w:pBdr>
-        <w:shd w:val="clear" w:color="auto" w:fill="EFEBF8"/>
-        <w:spacing w:after="120"/>
-        <w:ind w:left="120"/>
-      </w:pPr>
-      <w:r>
-        <w:rPr>
-          <w:color w:val="222222"/>
-        </w:rPr>
-        <w:t>Listen for it — this is the same song you played in Modules 2 and 3, finally sounding full.</w:t>
       </w:r>
     </w:p>
     <w:p>
@@ -3370,7 +3250,6 @@
           <w:sz w:val="22"/>
           <w:szCs w:val="22"/>
         </w:rPr>
-        <w:lastRenderedPageBreak/>
         <w:t>Level up</w:t>
       </w:r>
     </w:p>
@@ -3384,7 +3263,7 @@
         <w:rPr>
           <w:color w:val="222222"/>
         </w:rPr>
-        <w:t>Trade loops with a partner playing Layer 3 power chords — Dylan and Hendrix at the same time. Use the Layer 3 chart above.</w:t>
+        <w:t>Trade loops with a partner playing Layer 3 power chords — Dylan and Hendrix at the same time.</w:t>
       </w:r>
     </w:p>
     <w:p>
@@ -3583,7 +3462,16 @@
           <w:sz w:val="17"/>
           <w:szCs w:val="17"/>
         </w:rPr>
-        <w:t>B |--------------------|--------------------|</w:t>
+        <w:t>B |----</w:t>
+      </w:r>
+      <w:r>
+        <w:rPr>
+          <w:rFonts w:ascii="Courier New" w:eastAsia="Courier New" w:hAnsi="Courier New" w:cs="Courier New"/>
+          <w:color w:val="222222"/>
+          <w:sz w:val="17"/>
+          <w:szCs w:val="17"/>
+        </w:rPr>
+        <w:t>----------------|--------------------|</w:t>
       </w:r>
     </w:p>
     <w:p>
@@ -3785,6 +3673,7 @@
     </w:p>
     <w:p>
       <w:pPr>
+        <w:keepNext/>
         <w:keepLines/>
         <w:pBdr>
           <w:left w:val="single" w:sz="18" w:space="8" w:color="5B3FA6"/>
@@ -3803,6 +3692,7 @@
     </w:p>
     <w:p>
       <w:pPr>
+        <w:keepNext/>
         <w:spacing w:after="60"/>
       </w:pPr>
     </w:p>
@@ -3829,13 +3719,7 @@
         <w:rPr>
           <w:color w:val="222222"/>
         </w:rPr>
-        <w:t>One note per bea</w:t>
-      </w:r>
-      <w:r>
-        <w:rPr>
-          <w:color w:val="222222"/>
-        </w:rPr>
-        <w:t>t at 60 BPM, hand in 5th position — index fret 5, ring fret 7.</w:t>
+        <w:t>Play one note per beat at 60 BPM, hand in 5th position — index fret 5, ring fret 7.</w:t>
       </w:r>
     </w:p>
     <w:p>
@@ -3852,7 +3736,7 @@
         <w:rPr>
           <w:color w:val="222222"/>
         </w:rPr>
-        <w:t>Bar 1 asks: A, C, A, G. Bar 2 answers: C, G, and lands on A — let it ring 2 beats.</w:t>
+        <w:t>Play bar 1: A, C, A, G. Play bar 2: C, G, then land on A — let it ring 2 beats.</w:t>
       </w:r>
     </w:p>
     <w:p>
@@ -3917,7 +3801,16 @@
           <w:sz w:val="17"/>
           <w:szCs w:val="17"/>
         </w:rPr>
-        <w:t xml:space="preserve">     Am        G          F         G</w:t>
+        <w:t xml:space="preserve">     Am        G        </w:t>
+      </w:r>
+      <w:r>
+        <w:rPr>
+          <w:rFonts w:ascii="Courier New" w:eastAsia="Courier New" w:hAnsi="Courier New" w:cs="Courier New"/>
+          <w:color w:val="222222"/>
+          <w:sz w:val="17"/>
+          <w:szCs w:val="17"/>
+        </w:rPr>
+        <w:t xml:space="preserve">  F         G</w:t>
       </w:r>
     </w:p>
     <w:p>
@@ -4151,11 +4044,21 @@
           <w:sz w:val="17"/>
           <w:szCs w:val="17"/>
         </w:rPr>
-        <w:t>A |--------------------|--------------------|</w:t>
-      </w:r>
-    </w:p>
-    <w:p>
-      <w:pPr>
+        <w:t>A |--------------------|-</w:t>
+      </w:r>
+      <w:r>
+        <w:rPr>
+          <w:rFonts w:ascii="Courier New" w:eastAsia="Courier New" w:hAnsi="Courier New" w:cs="Courier New"/>
+          <w:color w:val="222222"/>
+          <w:sz w:val="17"/>
+          <w:szCs w:val="17"/>
+        </w:rPr>
+        <w:t>-------------------|</w:t>
+      </w:r>
+    </w:p>
+    <w:p>
+      <w:pPr>
+        <w:keepNext/>
         <w:keepLines/>
         <w:pBdr>
           <w:left w:val="single" w:sz="18" w:space="8" w:color="5B3FA6"/>
@@ -4174,6 +4077,7 @@
     </w:p>
     <w:p>
       <w:pPr>
+        <w:keepNext/>
         <w:spacing w:after="60"/>
       </w:pPr>
     </w:p>
@@ -4243,17 +4147,7 @@
           <w:sz w:val="23"/>
           <w:szCs w:val="23"/>
         </w:rPr>
-        <w:t>Part C — the climb</w:t>
-      </w:r>
-      <w:r>
-        <w:rPr>
-          <w:b/>
-          <w:bCs/>
-          <w:color w:val="222222"/>
-          <w:sz w:val="23"/>
-          <w:szCs w:val="23"/>
-        </w:rPr>
-        <w:t xml:space="preserve"> and the fall</w:t>
+        <w:t>Part C — the climb and the fall</w:t>
       </w:r>
     </w:p>
     <w:p>
@@ -4508,7 +4402,16 @@
           <w:sz w:val="17"/>
           <w:szCs w:val="17"/>
         </w:rPr>
-        <w:t>-------|--------------------|</w:t>
+        <w:t>-------|-----------</w:t>
+      </w:r>
+      <w:r>
+        <w:rPr>
+          <w:rFonts w:ascii="Courier New" w:eastAsia="Courier New" w:hAnsi="Courier New" w:cs="Courier New"/>
+          <w:color w:val="222222"/>
+          <w:sz w:val="17"/>
+          <w:szCs w:val="17"/>
+        </w:rPr>
+        <w:t>---------|</w:t>
       </w:r>
     </w:p>
     <w:p>
@@ -4571,6 +4474,7 @@
     </w:p>
     <w:p>
       <w:pPr>
+        <w:keepNext/>
         <w:keepLines/>
         <w:pBdr>
           <w:left w:val="single" w:sz="18" w:space="8" w:color="5B3FA6"/>
@@ -4589,6 +4493,7 @@
     </w:p>
     <w:p>
       <w:pPr>
+        <w:keepNext/>
         <w:spacing w:after="60"/>
       </w:pPr>
     </w:p>
@@ -4615,7 +4520,7 @@
         <w:rPr>
           <w:color w:val="222222"/>
         </w:rPr>
-        <w:t>Bar 1 climbs the box a note at a time: A, C, D, E.</w:t>
+        <w:t>Play bar 1: A, C, D, E.</w:t>
       </w:r>
     </w:p>
     <w:p>
@@ -4632,13 +4537,27 @@
         <w:rPr>
           <w:color w:val="222222"/>
         </w:rPr>
-        <w:t>Bar 2 leaps to the peak and</w:t>
-      </w:r>
-      <w:r>
-        <w:rPr>
-          <w:color w:val="222222"/>
-        </w:rPr>
-        <w:t xml:space="preserve"> falls home: high C, A, G, land on A.</w:t>
+        <w:t>Play bar 2: high C, A, G, then land on A.</w:t>
+      </w:r>
+    </w:p>
+    <w:p>
+      <w:pPr>
+        <w:spacing w:after="120"/>
+        <w:ind w:left="120"/>
+      </w:pPr>
+      <w:r>
+        <w:rPr>
+          <w:b/>
+          <w:bCs/>
+          <w:color w:val="5B3FA6"/>
+        </w:rPr>
+        <w:t xml:space="preserve">You've got it when: </w:t>
+      </w:r>
+      <w:r>
+        <w:rPr>
+          <w:color w:val="222222"/>
+        </w:rPr>
+        <w:t>All 3 parts run at 60 BPM and each one lands on A.</w:t>
       </w:r>
     </w:p>
     <w:p>
@@ -4654,6 +4573,7 @@
           <w:sz w:val="22"/>
           <w:szCs w:val="22"/>
         </w:rPr>
+        <w:lastRenderedPageBreak/>
         <w:t>Level up</w:t>
       </w:r>
     </w:p>
@@ -4708,15 +4628,7 @@
           <w:sz w:val="24"/>
           <w:szCs w:val="24"/>
         </w:rPr>
-        <w:t>Bob Dylan · made famous by Jimi He</w:t>
-      </w:r>
-      <w:r>
-        <w:rPr>
-          <w:color w:val="666666"/>
-          <w:sz w:val="24"/>
-          <w:szCs w:val="24"/>
-        </w:rPr>
-        <w:t>ndrix</w:t>
+        <w:t>Bob Dylan · made famous by Jimi Hendrix</w:t>
       </w:r>
     </w:p>
     <w:p>
@@ -4776,7 +4688,7 @@
         <w:rPr>
           <w:color w:val="222222"/>
         </w:rPr>
-        <w:t>115 BPM (Neil Young play-along) · 4/4</w:t>
+        <w:t>115 BPM (Neil Young play-along)</w:t>
       </w:r>
     </w:p>
     <w:p>
@@ -4870,7 +4782,7 @@
           <w:left w:w="10" w:type="dxa"/>
           <w:right w:w="10" w:type="dxa"/>
         </w:tblCellMar>
-        <w:tblLook w:val="0000" w:firstRow="0" w:lastRow="0" w:firstColumn="0" w:lastColumn="0" w:noHBand="0" w:noVBand="0"/>
+        <w:tblLook w:val="04A0" w:firstRow="1" w:lastRow="0" w:firstColumn="1" w:lastColumn="0" w:noHBand="0" w:noVBand="1"/>
       </w:tblPr>
       <w:tblGrid>
         <w:gridCol w:w="3480"/>
@@ -4951,14 +4863,6 @@
               <w:spacing w:after="60"/>
               <w:jc w:val="center"/>
             </w:pPr>
-            <w:r>
-              <w:rPr>
-                <w:color w:val="666666"/>
-                <w:sz w:val="16"/>
-                <w:szCs w:val="16"/>
-              </w:rPr>
-              <w:t>Am</w:t>
-            </w:r>
           </w:p>
         </w:tc>
         <w:tc>
@@ -5025,14 +4929,6 @@
               <w:spacing w:after="60"/>
               <w:jc w:val="center"/>
             </w:pPr>
-            <w:r>
-              <w:rPr>
-                <w:color w:val="666666"/>
-                <w:sz w:val="16"/>
-                <w:szCs w:val="16"/>
-              </w:rPr>
-              <w:t>G</w:t>
-            </w:r>
           </w:p>
         </w:tc>
         <w:tc>
@@ -5099,14 +4995,6 @@
               <w:spacing w:after="60"/>
               <w:jc w:val="center"/>
             </w:pPr>
-            <w:r>
-              <w:rPr>
-                <w:color w:val="666666"/>
-                <w:sz w:val="16"/>
-                <w:szCs w:val="16"/>
-              </w:rPr>
-              <w:t>F</w:t>
-            </w:r>
           </w:p>
         </w:tc>
       </w:tr>
@@ -5171,7 +5059,7 @@
           <w:sz w:val="19"/>
           <w:szCs w:val="19"/>
         </w:rPr>
-        <w:t>The whole song is this one loop. Two beats on each chord; strum on 1 and 3, or on every beat.</w:t>
+        <w:t>The whole song is this one loop. Down-strums. 2 beats per chord.</w:t>
       </w:r>
     </w:p>
     <w:p>
@@ -5534,7 +5422,7 @@
           <w:sz w:val="17"/>
           <w:szCs w:val="17"/>
         </w:rPr>
-        <w:t>Teach</w:t>
+        <w:t>Teaching chart — sim</w:t>
       </w:r>
       <w:r>
         <w:rPr>
@@ -5544,7 +5432,7 @@
           <w:sz w:val="17"/>
           <w:szCs w:val="17"/>
         </w:rPr>
-        <w:t>ing chart — simplified to match the Journey layers, not a note-for-note transcription. Chord names are what the class plays in standard tuning.</w:t>
+        <w:t>plified to match the Journey layers, not a note-for-note transcription. Chord names are what the class plays in standard tuning.</w:t>
       </w:r>
     </w:p>
     <w:p>
@@ -5734,7 +5622,7 @@
         <w:sz w:val="15"/>
         <w:szCs w:val="15"/>
       </w:rPr>
-      <w:t>5</w:t>
+      <w:t>6</w:t>
     </w:r>
     <w:r>
       <w:rPr>
@@ -5783,7 +5671,7 @@
         <w:sz w:val="15"/>
         <w:szCs w:val="15"/>
       </w:rPr>
-      <w:t>7</w:t>
+      <w:t>8</w:t>
     </w:r>
     <w:r>
       <w:rPr>
@@ -5842,7 +5730,7 @@
         <w:sz w:val="15"/>
         <w:szCs w:val="15"/>
       </w:rPr>
-      <w:t>7</w:t>
+      <w:t>8</w:t>
     </w:r>
     <w:r>
       <w:rPr>
@@ -5891,7 +5779,7 @@
         <w:sz w:val="15"/>
         <w:szCs w:val="15"/>
       </w:rPr>
-      <w:t>7</w:t>
+      <w:t>8</w:t>
     </w:r>
     <w:r>
       <w:rPr>
@@ -5947,7 +5835,15 @@
         <w:szCs w:val="15"/>
       </w:rPr>
       <w:tab/>
-      <w:t>Mr. Hoffman's Guitar Class</w:t>
+      <w:t>Mr. Hoffman's G</w:t>
+    </w:r>
+    <w:r>
+      <w:rPr>
+        <w:color w:val="666666"/>
+        <w:sz w:val="15"/>
+        <w:szCs w:val="15"/>
+      </w:rPr>
+      <w:t>uitar Class</w:t>
     </w:r>
   </w:p>
 </w:hdr>
@@ -5997,10 +5893,10 @@
 <file path=word/numbering.xml><?xml version="1.0" encoding="utf-8"?>
 <w:numbering xmlns:wpc="http://schemas.microsoft.com/office/word/2010/wordprocessingCanvas" xmlns:cx="http://schemas.microsoft.com/office/drawing/2014/chartex" xmlns:cx1="http://schemas.microsoft.com/office/drawing/2015/9/8/chartex" xmlns:mc="http://schemas.openxmlformats.org/markup-compatibility/2006" xmlns:o="urn:schemas-microsoft-com:office:office" xmlns:r="http://schemas.openxmlformats.org/officeDocument/2006/relationships" xmlns:m="http://schemas.openxmlformats.org/officeDocument/2006/math" xmlns:v="urn:schemas-microsoft-com:vml" xmlns:wp14="http://schemas.microsoft.com/office/word/2010/wordprocessingDrawing" xmlns:wp="http://schemas.openxmlformats.org/drawingml/2006/wordprocessingDrawing" xmlns:w10="urn:schemas-microsoft-com:office:word" xmlns:w="http://schemas.openxmlformats.org/wordprocessingml/2006/main" xmlns:w14="http://schemas.microsoft.com/office/word/2010/wordml" xmlns:w15="http://schemas.microsoft.com/office/word/2012/wordml" xmlns:w16se="http://schemas.microsoft.com/office/word/2015/wordml/symex" xmlns:wpg="http://schemas.microsoft.com/office/word/2010/wordprocessingGroup" xmlns:wpi="http://schemas.microsoft.com/office/word/2010/wordprocessingInk" xmlns:wne="http://schemas.microsoft.com/office/word/2006/wordml" xmlns:wps="http://schemas.microsoft.com/office/word/2010/wordprocessingShape" mc:Ignorable="w14 w15 w16se wp14">
   <w:abstractNum w:abstractNumId="0" w15:restartNumberingAfterBreak="0">
-    <w:nsid w:val="7D2950C8"/>
+    <w:nsid w:val="6355055B"/>
     <w:multiLevelType w:val="hybridMultilevel"/>
-    <w:tmpl w:val="98FA37A0"/>
-    <w:lvl w:ilvl="0" w:tplc="6D4C7514">
+    <w:tmpl w:val="338CF86A"/>
+    <w:lvl w:ilvl="0" w:tplc="BC488684">
       <w:start w:val="1"/>
       <w:numFmt w:val="bullet"/>
       <w:lvlText w:val="●"/>
@@ -6009,7 +5905,7 @@
         <w:ind w:left="720" w:hanging="360"/>
       </w:pPr>
     </w:lvl>
-    <w:lvl w:ilvl="1" w:tplc="E680450E">
+    <w:lvl w:ilvl="1" w:tplc="12500EE6">
       <w:start w:val="1"/>
       <w:numFmt w:val="bullet"/>
       <w:lvlText w:val="○"/>
@@ -6018,7 +5914,7 @@
         <w:ind w:left="1440" w:hanging="360"/>
       </w:pPr>
     </w:lvl>
-    <w:lvl w:ilvl="2" w:tplc="A54AB34E">
+    <w:lvl w:ilvl="2" w:tplc="DE3C1F16">
       <w:start w:val="1"/>
       <w:numFmt w:val="bullet"/>
       <w:lvlText w:val="■"/>
@@ -6027,7 +5923,7 @@
         <w:ind w:left="2160" w:hanging="360"/>
       </w:pPr>
     </w:lvl>
-    <w:lvl w:ilvl="3" w:tplc="3D9CF29A">
+    <w:lvl w:ilvl="3" w:tplc="19202E60">
       <w:start w:val="1"/>
       <w:numFmt w:val="bullet"/>
       <w:lvlText w:val="●"/>
@@ -6036,7 +5932,7 @@
         <w:ind w:left="2880" w:hanging="360"/>
       </w:pPr>
     </w:lvl>
-    <w:lvl w:ilvl="4" w:tplc="AB5EDCA4">
+    <w:lvl w:ilvl="4" w:tplc="8A72ABD2">
       <w:start w:val="1"/>
       <w:numFmt w:val="bullet"/>
       <w:lvlText w:val="○"/>
@@ -6045,7 +5941,7 @@
         <w:ind w:left="3600" w:hanging="360"/>
       </w:pPr>
     </w:lvl>
-    <w:lvl w:ilvl="5" w:tplc="FD78863C">
+    <w:lvl w:ilvl="5" w:tplc="284A0558">
       <w:start w:val="1"/>
       <w:numFmt w:val="bullet"/>
       <w:lvlText w:val="■"/>
@@ -6054,7 +5950,7 @@
         <w:ind w:left="4320" w:hanging="360"/>
       </w:pPr>
     </w:lvl>
-    <w:lvl w:ilvl="6" w:tplc="39FE12D8">
+    <w:lvl w:ilvl="6" w:tplc="62C0FCF8">
       <w:start w:val="1"/>
       <w:numFmt w:val="bullet"/>
       <w:lvlText w:val="●"/>
@@ -6063,7 +5959,7 @@
         <w:ind w:left="5040" w:hanging="360"/>
       </w:pPr>
     </w:lvl>
-    <w:lvl w:ilvl="7" w:tplc="32A65ECE">
+    <w:lvl w:ilvl="7" w:tplc="392A7E04">
       <w:start w:val="1"/>
       <w:numFmt w:val="bullet"/>
       <w:lvlText w:val="●"/>
@@ -6072,7 +5968,7 @@
         <w:ind w:left="5760" w:hanging="360"/>
       </w:pPr>
     </w:lvl>
-    <w:lvl w:ilvl="8" w:tplc="576666DA">
+    <w:lvl w:ilvl="8" w:tplc="C528490A">
       <w:start w:val="1"/>
       <w:numFmt w:val="bullet"/>
       <w:lvlText w:val="●"/>

--- a/song journeys for copying/Song Journey - All Along the Watchtower.docx
+++ b/song journeys for copying/Song Journey - All Along the Watchtower.docx
@@ -1034,7 +1034,7 @@
           <w:sz w:val="22"/>
           <w:szCs w:val="22"/>
         </w:rPr>
-        <w:t>Same three roots you played in Layer 2 — each note now also plays the note a fifth above it. One two-string shape sliding along the low E string.</w:t>
+        <w:t>Same three roots you played in Layer 2 — each note now also plays the note a fifth above it. A5 takes its root on the open A string; G5 and F5 take theirs on the low E, so the loop crosses both root strings every lap.</w:t>
       </w:r>
     </w:p>
     <w:p>
@@ -1054,7 +1054,7 @@
           <w:sz w:val="18"/>
           <w:szCs w:val="18"/>
         </w:rPr>
-        <w:t>Power chords · root on low E, 5th on A · one lap = two bars</w:t>
+        <w:t>Power chords · roots on the A string and the low E · one lap = two bars</w:t>
       </w:r>
     </w:p>
     <w:p>
@@ -1149,214 +1149,205 @@
           <w:sz w:val="17"/>
           <w:szCs w:val="17"/>
         </w:rPr>
-        <w:t>D |--</w:t>
-      </w:r>
-      <w:r>
-        <w:rPr>
-          <w:rFonts w:ascii="Courier New" w:eastAsia="Courier New" w:hAnsi="Courier New" w:cs="Courier New"/>
-          <w:color w:val="222222"/>
-          <w:sz w:val="17"/>
-          <w:szCs w:val="17"/>
-        </w:rPr>
-        <w:t>------------------|--------------------|</w:t>
-      </w:r>
-    </w:p>
-    <w:p>
-      <w:pPr>
-        <w:keepNext/>
-        <w:keepLines/>
-        <w:pBdr>
-          <w:left w:val="single" w:sz="18" w:space="8" w:color="5B3FA6"/>
-        </w:pBdr>
-        <w:ind w:left="120"/>
-      </w:pPr>
-      <w:r>
-        <w:rPr>
-          <w:rFonts w:ascii="Courier New" w:eastAsia="Courier New" w:hAnsi="Courier New" w:cs="Courier New"/>
-          <w:color w:val="222222"/>
-          <w:sz w:val="17"/>
-          <w:szCs w:val="17"/>
-        </w:rPr>
-        <w:t>A |--</w:t>
-      </w:r>
-      <w:r>
-        <w:rPr>
-          <w:rFonts w:ascii="Courier New" w:eastAsia="Courier New" w:hAnsi="Courier New" w:cs="Courier New"/>
-          <w:b/>
-          <w:bCs/>
-          <w:color w:val="5B3FA6"/>
-          <w:sz w:val="17"/>
-          <w:szCs w:val="17"/>
-        </w:rPr>
-        <w:t>7</w:t>
-      </w:r>
-      <w:r>
-        <w:rPr>
-          <w:rFonts w:ascii="Courier New" w:eastAsia="Courier New" w:hAnsi="Courier New" w:cs="Courier New"/>
-          <w:color w:val="222222"/>
-          <w:sz w:val="17"/>
-          <w:szCs w:val="17"/>
-        </w:rPr>
-        <w:t>----</w:t>
-      </w:r>
-      <w:r>
-        <w:rPr>
-          <w:rFonts w:ascii="Courier New" w:eastAsia="Courier New" w:hAnsi="Courier New" w:cs="Courier New"/>
-          <w:b/>
-          <w:bCs/>
-          <w:color w:val="5B3FA6"/>
-          <w:sz w:val="17"/>
-          <w:szCs w:val="17"/>
-        </w:rPr>
-        <w:t>7</w:t>
-      </w:r>
-      <w:r>
-        <w:rPr>
-          <w:rFonts w:ascii="Courier New" w:eastAsia="Courier New" w:hAnsi="Courier New" w:cs="Courier New"/>
-          <w:color w:val="222222"/>
-          <w:sz w:val="17"/>
-          <w:szCs w:val="17"/>
-        </w:rPr>
-        <w:t>----</w:t>
-      </w:r>
-      <w:r>
-        <w:rPr>
-          <w:rFonts w:ascii="Courier New" w:eastAsia="Courier New" w:hAnsi="Courier New" w:cs="Courier New"/>
-          <w:b/>
-          <w:bCs/>
-          <w:color w:val="5B3FA6"/>
-          <w:sz w:val="17"/>
-          <w:szCs w:val="17"/>
-        </w:rPr>
-        <w:t>5</w:t>
-      </w:r>
-      <w:r>
-        <w:rPr>
-          <w:rFonts w:ascii="Courier New" w:eastAsia="Courier New" w:hAnsi="Courier New" w:cs="Courier New"/>
-          <w:color w:val="222222"/>
-          <w:sz w:val="17"/>
-          <w:szCs w:val="17"/>
-        </w:rPr>
-        <w:t>----</w:t>
-      </w:r>
-      <w:r>
-        <w:rPr>
-          <w:rFonts w:ascii="Courier New" w:eastAsia="Courier New" w:hAnsi="Courier New" w:cs="Courier New"/>
-          <w:b/>
-          <w:bCs/>
-          <w:color w:val="5B3FA6"/>
-          <w:sz w:val="17"/>
-          <w:szCs w:val="17"/>
-        </w:rPr>
-        <w:t>5</w:t>
-      </w:r>
-      <w:r>
-        <w:rPr>
-          <w:rFonts w:ascii="Courier New" w:eastAsia="Courier New" w:hAnsi="Courier New" w:cs="Courier New"/>
-          <w:color w:val="222222"/>
-          <w:sz w:val="17"/>
-          <w:szCs w:val="17"/>
-        </w:rPr>
-        <w:t>--|--</w:t>
-      </w:r>
-      <w:r>
-        <w:rPr>
-          <w:rFonts w:ascii="Courier New" w:eastAsia="Courier New" w:hAnsi="Courier New" w:cs="Courier New"/>
-          <w:b/>
-          <w:bCs/>
-          <w:color w:val="5B3FA6"/>
-          <w:sz w:val="17"/>
-          <w:szCs w:val="17"/>
-        </w:rPr>
-        <w:t>3</w:t>
-      </w:r>
-      <w:r>
-        <w:rPr>
-          <w:rFonts w:ascii="Courier New" w:eastAsia="Courier New" w:hAnsi="Courier New" w:cs="Courier New"/>
-          <w:color w:val="222222"/>
-          <w:sz w:val="17"/>
-          <w:szCs w:val="17"/>
-        </w:rPr>
-        <w:t>----</w:t>
-      </w:r>
-      <w:r>
-        <w:rPr>
-          <w:rFonts w:ascii="Courier New" w:eastAsia="Courier New" w:hAnsi="Courier New" w:cs="Courier New"/>
-          <w:b/>
-          <w:bCs/>
-          <w:color w:val="5B3FA6"/>
-          <w:sz w:val="17"/>
-          <w:szCs w:val="17"/>
-        </w:rPr>
-        <w:t>3</w:t>
-      </w:r>
-      <w:r>
-        <w:rPr>
-          <w:rFonts w:ascii="Courier New" w:eastAsia="Courier New" w:hAnsi="Courier New" w:cs="Courier New"/>
-          <w:color w:val="222222"/>
-          <w:sz w:val="17"/>
-          <w:szCs w:val="17"/>
-        </w:rPr>
-        <w:t>----</w:t>
-      </w:r>
-      <w:r>
-        <w:rPr>
-          <w:rFonts w:ascii="Courier New" w:eastAsia="Courier New" w:hAnsi="Courier New" w:cs="Courier New"/>
-          <w:b/>
-          <w:bCs/>
-          <w:color w:val="5B3FA6"/>
-          <w:sz w:val="17"/>
-          <w:szCs w:val="17"/>
-        </w:rPr>
-        <w:t>5</w:t>
-      </w:r>
-      <w:r>
-        <w:rPr>
-          <w:rFonts w:ascii="Courier New" w:eastAsia="Courier New" w:hAnsi="Courier New" w:cs="Courier New"/>
-          <w:color w:val="222222"/>
-          <w:sz w:val="17"/>
-          <w:szCs w:val="17"/>
-        </w:rPr>
-        <w:t>----</w:t>
-      </w:r>
-      <w:r>
-        <w:rPr>
-          <w:rFonts w:ascii="Courier New" w:eastAsia="Courier New" w:hAnsi="Courier New" w:cs="Courier New"/>
-          <w:b/>
-          <w:bCs/>
-          <w:color w:val="5B3FA6"/>
-          <w:sz w:val="17"/>
-          <w:szCs w:val="17"/>
-        </w:rPr>
-        <w:t>5</w:t>
-      </w:r>
-      <w:r>
-        <w:rPr>
-          <w:rFonts w:ascii="Courier New" w:eastAsia="Courier New" w:hAnsi="Courier New" w:cs="Courier New"/>
-          <w:color w:val="222222"/>
-          <w:sz w:val="17"/>
-          <w:szCs w:val="17"/>
-        </w:rPr>
-        <w:t>--|</w:t>
-      </w:r>
-    </w:p>
-    <w:p>
-      <w:pPr>
-        <w:keepNext/>
-        <w:keepLines/>
-        <w:pBdr>
-          <w:left w:val="single" w:sz="18" w:space="8" w:color="5B3FA6"/>
-        </w:pBdr>
-        <w:ind w:left="120"/>
-      </w:pPr>
-      <w:r>
-        <w:rPr>
-          <w:rFonts w:ascii="Courier New" w:eastAsia="Courier New" w:hAnsi="Courier New" w:cs="Courier New"/>
-          <w:color w:val="222222"/>
-          <w:sz w:val="17"/>
-          <w:szCs w:val="17"/>
-        </w:rPr>
-        <w:t>E |--5----5----3----3--|--1----1----3----3--|</w:t>
+        <w:t xml:space="preserve">D |--</w:t>
+      </w:r>
+      <w:r>
+        <w:rPr>
+          <w:rFonts w:ascii="Courier New" w:eastAsia="Courier New" w:hAnsi="Courier New" w:cs="Courier New"/>
+          <w:b/>
+          <w:bCs/>
+          <w:color w:val="5B3FA6"/>
+          <w:sz w:val="17"/>
+          <w:szCs w:val="17"/>
+        </w:rPr>
+        <w:t xml:space="preserve">2</w:t>
+      </w:r>
+      <w:r>
+        <w:rPr>
+          <w:rFonts w:ascii="Courier New" w:eastAsia="Courier New" w:hAnsi="Courier New" w:cs="Courier New"/>
+          <w:color w:val="222222"/>
+          <w:sz w:val="17"/>
+          <w:szCs w:val="17"/>
+        </w:rPr>
+        <w:t xml:space="preserve">----</w:t>
+      </w:r>
+      <w:r>
+        <w:rPr>
+          <w:rFonts w:ascii="Courier New" w:eastAsia="Courier New" w:hAnsi="Courier New" w:cs="Courier New"/>
+          <w:b/>
+          <w:bCs/>
+          <w:color w:val="5B3FA6"/>
+          <w:sz w:val="17"/>
+          <w:szCs w:val="17"/>
+        </w:rPr>
+        <w:t xml:space="preserve">2</w:t>
+      </w:r>
+      <w:r>
+        <w:rPr>
+          <w:rFonts w:ascii="Courier New" w:eastAsia="Courier New" w:hAnsi="Courier New" w:cs="Courier New"/>
+          <w:color w:val="222222"/>
+          <w:sz w:val="17"/>
+          <w:szCs w:val="17"/>
+        </w:rPr>
+        <w:t xml:space="preserve">------------|--------------------|</w:t>
+      </w:r>
+    </w:p>
+    <w:p>
+      <w:pPr>
+        <w:keepNext/>
+        <w:keepLines/>
+        <w:pBdr>
+          <w:left w:val="single" w:sz="18" w:space="8" w:color="5B3FA6"/>
+        </w:pBdr>
+        <w:ind w:left="120"/>
+      </w:pPr>
+      <w:r>
+        <w:rPr>
+          <w:rFonts w:ascii="Courier New" w:eastAsia="Courier New" w:hAnsi="Courier New" w:cs="Courier New"/>
+          <w:color w:val="222222"/>
+          <w:sz w:val="17"/>
+          <w:szCs w:val="17"/>
+        </w:rPr>
+        <w:t xml:space="preserve">A |--0----0----</w:t>
+      </w:r>
+      <w:r>
+        <w:rPr>
+          <w:rFonts w:ascii="Courier New" w:eastAsia="Courier New" w:hAnsi="Courier New" w:cs="Courier New"/>
+          <w:b/>
+          <w:bCs/>
+          <w:color w:val="5B3FA6"/>
+          <w:sz w:val="17"/>
+          <w:szCs w:val="17"/>
+        </w:rPr>
+        <w:t xml:space="preserve">5</w:t>
+      </w:r>
+      <w:r>
+        <w:rPr>
+          <w:rFonts w:ascii="Courier New" w:eastAsia="Courier New" w:hAnsi="Courier New" w:cs="Courier New"/>
+          <w:color w:val="222222"/>
+          <w:sz w:val="17"/>
+          <w:szCs w:val="17"/>
+        </w:rPr>
+        <w:t xml:space="preserve">----</w:t>
+      </w:r>
+      <w:r>
+        <w:rPr>
+          <w:rFonts w:ascii="Courier New" w:eastAsia="Courier New" w:hAnsi="Courier New" w:cs="Courier New"/>
+          <w:b/>
+          <w:bCs/>
+          <w:color w:val="5B3FA6"/>
+          <w:sz w:val="17"/>
+          <w:szCs w:val="17"/>
+        </w:rPr>
+        <w:t xml:space="preserve">5</w:t>
+      </w:r>
+      <w:r>
+        <w:rPr>
+          <w:rFonts w:ascii="Courier New" w:eastAsia="Courier New" w:hAnsi="Courier New" w:cs="Courier New"/>
+          <w:color w:val="222222"/>
+          <w:sz w:val="17"/>
+          <w:szCs w:val="17"/>
+        </w:rPr>
+        <w:t xml:space="preserve">--|--</w:t>
+      </w:r>
+      <w:r>
+        <w:rPr>
+          <w:rFonts w:ascii="Courier New" w:eastAsia="Courier New" w:hAnsi="Courier New" w:cs="Courier New"/>
+          <w:b/>
+          <w:bCs/>
+          <w:color w:val="5B3FA6"/>
+          <w:sz w:val="17"/>
+          <w:szCs w:val="17"/>
+        </w:rPr>
+        <w:t xml:space="preserve">3</w:t>
+      </w:r>
+      <w:r>
+        <w:rPr>
+          <w:rFonts w:ascii="Courier New" w:eastAsia="Courier New" w:hAnsi="Courier New" w:cs="Courier New"/>
+          <w:color w:val="222222"/>
+          <w:sz w:val="17"/>
+          <w:szCs w:val="17"/>
+        </w:rPr>
+        <w:t xml:space="preserve">----</w:t>
+      </w:r>
+      <w:r>
+        <w:rPr>
+          <w:rFonts w:ascii="Courier New" w:eastAsia="Courier New" w:hAnsi="Courier New" w:cs="Courier New"/>
+          <w:b/>
+          <w:bCs/>
+          <w:color w:val="5B3FA6"/>
+          <w:sz w:val="17"/>
+          <w:szCs w:val="17"/>
+        </w:rPr>
+        <w:t xml:space="preserve">3</w:t>
+      </w:r>
+      <w:r>
+        <w:rPr>
+          <w:rFonts w:ascii="Courier New" w:eastAsia="Courier New" w:hAnsi="Courier New" w:cs="Courier New"/>
+          <w:color w:val="222222"/>
+          <w:sz w:val="17"/>
+          <w:szCs w:val="17"/>
+        </w:rPr>
+        <w:t xml:space="preserve">----</w:t>
+      </w:r>
+      <w:r>
+        <w:rPr>
+          <w:rFonts w:ascii="Courier New" w:eastAsia="Courier New" w:hAnsi="Courier New" w:cs="Courier New"/>
+          <w:b/>
+          <w:bCs/>
+          <w:color w:val="5B3FA6"/>
+          <w:sz w:val="17"/>
+          <w:szCs w:val="17"/>
+        </w:rPr>
+        <w:t xml:space="preserve">5</w:t>
+      </w:r>
+      <w:r>
+        <w:rPr>
+          <w:rFonts w:ascii="Courier New" w:eastAsia="Courier New" w:hAnsi="Courier New" w:cs="Courier New"/>
+          <w:color w:val="222222"/>
+          <w:sz w:val="17"/>
+          <w:szCs w:val="17"/>
+        </w:rPr>
+        <w:t xml:space="preserve">----</w:t>
+      </w:r>
+      <w:r>
+        <w:rPr>
+          <w:rFonts w:ascii="Courier New" w:eastAsia="Courier New" w:hAnsi="Courier New" w:cs="Courier New"/>
+          <w:b/>
+          <w:bCs/>
+          <w:color w:val="5B3FA6"/>
+          <w:sz w:val="17"/>
+          <w:szCs w:val="17"/>
+        </w:rPr>
+        <w:t xml:space="preserve">5</w:t>
+      </w:r>
+      <w:r>
+        <w:rPr>
+          <w:rFonts w:ascii="Courier New" w:eastAsia="Courier New" w:hAnsi="Courier New" w:cs="Courier New"/>
+          <w:color w:val="222222"/>
+          <w:sz w:val="17"/>
+          <w:szCs w:val="17"/>
+        </w:rPr>
+        <w:t xml:space="preserve">--|</w:t>
+      </w:r>
+    </w:p>
+    <w:p>
+      <w:pPr>
+        <w:keepNext/>
+        <w:keepLines/>
+        <w:pBdr>
+          <w:left w:val="single" w:sz="18" w:space="8" w:color="5B3FA6"/>
+        </w:pBdr>
+        <w:ind w:left="120"/>
+      </w:pPr>
+      <w:r>
+        <w:rPr>
+          <w:rFonts w:ascii="Courier New" w:eastAsia="Courier New" w:hAnsi="Courier New" w:cs="Courier New"/>
+          <w:color w:val="222222"/>
+          <w:sz w:val="17"/>
+          <w:szCs w:val="17"/>
+        </w:rPr>
+        <w:t xml:space="preserve">E |------------3----3--|--1----1----3----3--|</w:t>
       </w:r>
     </w:p>
     <w:p>
@@ -1423,7 +1414,7 @@
         <w:rPr>
           <w:color w:val="222222"/>
         </w:rPr>
-        <w:t>Keep the shape. Move your whole arm.</w:t>
+        <w:t>A5 is one finger on the D string, with the open A ringing under it. Land the whole hand at once.</w:t>
       </w:r>
     </w:p>
     <w:p>

--- a/song journeys for copying/Song Journey - All Along the Watchtower.docx
+++ b/song journeys for copying/Song Journey - All Along the Watchtower.docx
@@ -1034,7 +1034,7 @@
           <w:sz w:val="22"/>
           <w:szCs w:val="22"/>
         </w:rPr>
-        <w:t>Same three roots you played in Layer 2 — each note now also plays the note a fifth above it. A5 takes its root on the open A string; G5 and F5 take theirs on the low E, so the loop crosses both root strings every lap.</w:t>
+        <w:t>Same three roots you played in Layer 2 — each note now also plays the note a fifth above it. G5 and F5 keep their root on the low E string; A5 moves to the open A string, so the loop crosses both root strings every lap.</w:t>
       </w:r>
     </w:p>
     <w:p>
@@ -1054,300 +1054,328 @@
           <w:sz w:val="18"/>
           <w:szCs w:val="18"/>
         </w:rPr>
-        <w:t>Power chords · roots on the A string and the low E · one lap = two bars</w:t>
-      </w:r>
-    </w:p>
-    <w:p>
-      <w:pPr>
-        <w:keepNext/>
-        <w:keepLines/>
-        <w:pBdr>
-          <w:left w:val="single" w:sz="18" w:space="8" w:color="5B3FA6"/>
-        </w:pBdr>
-        <w:ind w:left="120"/>
-      </w:pPr>
-      <w:r>
-        <w:rPr>
-          <w:rFonts w:ascii="Courier New" w:eastAsia="Courier New" w:hAnsi="Courier New" w:cs="Courier New"/>
-          <w:color w:val="222222"/>
-          <w:sz w:val="17"/>
-          <w:szCs w:val="17"/>
-        </w:rPr>
-        <w:t xml:space="preserve">     A5   A5   G5   G5    F5   F5   G5   G5   (loop)</w:t>
-      </w:r>
-    </w:p>
-    <w:p>
-      <w:pPr>
-        <w:keepNext/>
-        <w:keepLines/>
-        <w:pBdr>
-          <w:left w:val="single" w:sz="18" w:space="8" w:color="5B3FA6"/>
-        </w:pBdr>
-        <w:ind w:left="120"/>
-      </w:pPr>
-      <w:r>
-        <w:rPr>
-          <w:rFonts w:ascii="Courier New" w:eastAsia="Courier New" w:hAnsi="Courier New" w:cs="Courier New"/>
-          <w:color w:val="222222"/>
-          <w:sz w:val="17"/>
-          <w:szCs w:val="17"/>
-        </w:rPr>
-        <w:t>e |--------------------|--------------------|</w:t>
-      </w:r>
-    </w:p>
-    <w:p>
-      <w:pPr>
-        <w:keepNext/>
-        <w:keepLines/>
-        <w:pBdr>
-          <w:left w:val="single" w:sz="18" w:space="8" w:color="5B3FA6"/>
-        </w:pBdr>
-        <w:ind w:left="120"/>
-      </w:pPr>
-      <w:r>
-        <w:rPr>
-          <w:rFonts w:ascii="Courier New" w:eastAsia="Courier New" w:hAnsi="Courier New" w:cs="Courier New"/>
-          <w:color w:val="222222"/>
-          <w:sz w:val="17"/>
-          <w:szCs w:val="17"/>
-        </w:rPr>
-        <w:t>B |--------------------|--------------------|</w:t>
-      </w:r>
-    </w:p>
-    <w:p>
-      <w:pPr>
-        <w:keepNext/>
-        <w:keepLines/>
-        <w:pBdr>
-          <w:left w:val="single" w:sz="18" w:space="8" w:color="5B3FA6"/>
-        </w:pBdr>
-        <w:ind w:left="120"/>
-      </w:pPr>
-      <w:r>
-        <w:rPr>
-          <w:rFonts w:ascii="Courier New" w:eastAsia="Courier New" w:hAnsi="Courier New" w:cs="Courier New"/>
-          <w:color w:val="222222"/>
-          <w:sz w:val="17"/>
-          <w:szCs w:val="17"/>
-        </w:rPr>
-        <w:t>G |--------------------|--------------------|</w:t>
-      </w:r>
-    </w:p>
-    <w:p>
-      <w:pPr>
-        <w:keepNext/>
-        <w:keepLines/>
-        <w:pBdr>
-          <w:left w:val="single" w:sz="18" w:space="8" w:color="5B3FA6"/>
-        </w:pBdr>
-        <w:ind w:left="120"/>
-      </w:pPr>
-      <w:r>
-        <w:rPr>
-          <w:rFonts w:ascii="Courier New" w:eastAsia="Courier New" w:hAnsi="Courier New" w:cs="Courier New"/>
-          <w:color w:val="222222"/>
-          <w:sz w:val="17"/>
-          <w:szCs w:val="17"/>
-        </w:rPr>
-        <w:t xml:space="preserve">D |--</w:t>
-      </w:r>
-      <w:r>
-        <w:rPr>
-          <w:rFonts w:ascii="Courier New" w:eastAsia="Courier New" w:hAnsi="Courier New" w:cs="Courier New"/>
-          <w:b/>
-          <w:bCs/>
-          <w:color w:val="5B3FA6"/>
-          <w:sz w:val="17"/>
-          <w:szCs w:val="17"/>
-        </w:rPr>
-        <w:t xml:space="preserve">2</w:t>
-      </w:r>
-      <w:r>
-        <w:rPr>
-          <w:rFonts w:ascii="Courier New" w:eastAsia="Courier New" w:hAnsi="Courier New" w:cs="Courier New"/>
-          <w:color w:val="222222"/>
-          <w:sz w:val="17"/>
-          <w:szCs w:val="17"/>
-        </w:rPr>
-        <w:t xml:space="preserve">----</w:t>
-      </w:r>
-      <w:r>
-        <w:rPr>
-          <w:rFonts w:ascii="Courier New" w:eastAsia="Courier New" w:hAnsi="Courier New" w:cs="Courier New"/>
-          <w:b/>
-          <w:bCs/>
-          <w:color w:val="5B3FA6"/>
-          <w:sz w:val="17"/>
-          <w:szCs w:val="17"/>
-        </w:rPr>
-        <w:t xml:space="preserve">2</w:t>
-      </w:r>
-      <w:r>
-        <w:rPr>
-          <w:rFonts w:ascii="Courier New" w:eastAsia="Courier New" w:hAnsi="Courier New" w:cs="Courier New"/>
-          <w:color w:val="222222"/>
-          <w:sz w:val="17"/>
-          <w:szCs w:val="17"/>
-        </w:rPr>
-        <w:t xml:space="preserve">------------|--------------------|</w:t>
-      </w:r>
-    </w:p>
-    <w:p>
-      <w:pPr>
-        <w:keepNext/>
-        <w:keepLines/>
-        <w:pBdr>
-          <w:left w:val="single" w:sz="18" w:space="8" w:color="5B3FA6"/>
-        </w:pBdr>
-        <w:ind w:left="120"/>
-      </w:pPr>
-      <w:r>
-        <w:rPr>
-          <w:rFonts w:ascii="Courier New" w:eastAsia="Courier New" w:hAnsi="Courier New" w:cs="Courier New"/>
-          <w:color w:val="222222"/>
-          <w:sz w:val="17"/>
-          <w:szCs w:val="17"/>
-        </w:rPr>
-        <w:t xml:space="preserve">A |--0----0----</w:t>
-      </w:r>
-      <w:r>
-        <w:rPr>
-          <w:rFonts w:ascii="Courier New" w:eastAsia="Courier New" w:hAnsi="Courier New" w:cs="Courier New"/>
-          <w:b/>
-          <w:bCs/>
-          <w:color w:val="5B3FA6"/>
-          <w:sz w:val="17"/>
-          <w:szCs w:val="17"/>
-        </w:rPr>
-        <w:t xml:space="preserve">5</w:t>
-      </w:r>
-      <w:r>
-        <w:rPr>
-          <w:rFonts w:ascii="Courier New" w:eastAsia="Courier New" w:hAnsi="Courier New" w:cs="Courier New"/>
-          <w:color w:val="222222"/>
-          <w:sz w:val="17"/>
-          <w:szCs w:val="17"/>
-        </w:rPr>
-        <w:t xml:space="preserve">----</w:t>
-      </w:r>
-      <w:r>
-        <w:rPr>
-          <w:rFonts w:ascii="Courier New" w:eastAsia="Courier New" w:hAnsi="Courier New" w:cs="Courier New"/>
-          <w:b/>
-          <w:bCs/>
-          <w:color w:val="5B3FA6"/>
-          <w:sz w:val="17"/>
-          <w:szCs w:val="17"/>
-        </w:rPr>
-        <w:t xml:space="preserve">5</w:t>
-      </w:r>
-      <w:r>
-        <w:rPr>
-          <w:rFonts w:ascii="Courier New" w:eastAsia="Courier New" w:hAnsi="Courier New" w:cs="Courier New"/>
-          <w:color w:val="222222"/>
-          <w:sz w:val="17"/>
-          <w:szCs w:val="17"/>
-        </w:rPr>
-        <w:t xml:space="preserve">--|--</w:t>
-      </w:r>
-      <w:r>
-        <w:rPr>
-          <w:rFonts w:ascii="Courier New" w:eastAsia="Courier New" w:hAnsi="Courier New" w:cs="Courier New"/>
-          <w:b/>
-          <w:bCs/>
-          <w:color w:val="5B3FA6"/>
-          <w:sz w:val="17"/>
-          <w:szCs w:val="17"/>
-        </w:rPr>
-        <w:t xml:space="preserve">3</w:t>
-      </w:r>
-      <w:r>
-        <w:rPr>
-          <w:rFonts w:ascii="Courier New" w:eastAsia="Courier New" w:hAnsi="Courier New" w:cs="Courier New"/>
-          <w:color w:val="222222"/>
-          <w:sz w:val="17"/>
-          <w:szCs w:val="17"/>
-        </w:rPr>
-        <w:t xml:space="preserve">----</w:t>
-      </w:r>
-      <w:r>
-        <w:rPr>
-          <w:rFonts w:ascii="Courier New" w:eastAsia="Courier New" w:hAnsi="Courier New" w:cs="Courier New"/>
-          <w:b/>
-          <w:bCs/>
-          <w:color w:val="5B3FA6"/>
-          <w:sz w:val="17"/>
-          <w:szCs w:val="17"/>
-        </w:rPr>
-        <w:t xml:space="preserve">3</w:t>
-      </w:r>
-      <w:r>
-        <w:rPr>
-          <w:rFonts w:ascii="Courier New" w:eastAsia="Courier New" w:hAnsi="Courier New" w:cs="Courier New"/>
-          <w:color w:val="222222"/>
-          <w:sz w:val="17"/>
-          <w:szCs w:val="17"/>
-        </w:rPr>
-        <w:t xml:space="preserve">----</w:t>
-      </w:r>
-      <w:r>
-        <w:rPr>
-          <w:rFonts w:ascii="Courier New" w:eastAsia="Courier New" w:hAnsi="Courier New" w:cs="Courier New"/>
-          <w:b/>
-          <w:bCs/>
-          <w:color w:val="5B3FA6"/>
-          <w:sz w:val="17"/>
-          <w:szCs w:val="17"/>
-        </w:rPr>
-        <w:t xml:space="preserve">5</w:t>
-      </w:r>
-      <w:r>
-        <w:rPr>
-          <w:rFonts w:ascii="Courier New" w:eastAsia="Courier New" w:hAnsi="Courier New" w:cs="Courier New"/>
-          <w:color w:val="222222"/>
-          <w:sz w:val="17"/>
-          <w:szCs w:val="17"/>
-        </w:rPr>
-        <w:t xml:space="preserve">----</w:t>
-      </w:r>
-      <w:r>
-        <w:rPr>
-          <w:rFonts w:ascii="Courier New" w:eastAsia="Courier New" w:hAnsi="Courier New" w:cs="Courier New"/>
-          <w:b/>
-          <w:bCs/>
-          <w:color w:val="5B3FA6"/>
-          <w:sz w:val="17"/>
-          <w:szCs w:val="17"/>
-        </w:rPr>
-        <w:t xml:space="preserve">5</w:t>
-      </w:r>
-      <w:r>
-        <w:rPr>
-          <w:rFonts w:ascii="Courier New" w:eastAsia="Courier New" w:hAnsi="Courier New" w:cs="Courier New"/>
-          <w:color w:val="222222"/>
-          <w:sz w:val="17"/>
-          <w:szCs w:val="17"/>
-        </w:rPr>
-        <w:t xml:space="preserve">--|</w:t>
-      </w:r>
-    </w:p>
-    <w:p>
-      <w:pPr>
-        <w:keepNext/>
-        <w:keepLines/>
-        <w:pBdr>
-          <w:left w:val="single" w:sz="18" w:space="8" w:color="5B3FA6"/>
-        </w:pBdr>
-        <w:ind w:left="120"/>
-      </w:pPr>
-      <w:r>
-        <w:rPr>
-          <w:rFonts w:ascii="Courier New" w:eastAsia="Courier New" w:hAnsi="Courier New" w:cs="Courier New"/>
-          <w:color w:val="222222"/>
-          <w:sz w:val="17"/>
-          <w:szCs w:val="17"/>
-        </w:rPr>
-        <w:t xml:space="preserve">E |------------3----3--|--1----1----3----3--|</w:t>
+        <w:t xml:space="preserve">Power chords · roots on low E and A </w:t>
+      </w:r>
+      <w:r>
+        <w:rPr>
+          <w:b/>
+          <w:bCs/>
+          <w:color w:val="5B3FA6"/>
+          <w:sz w:val="18"/>
+          <w:szCs w:val="18"/>
+        </w:rPr>
+        <w:t>· one lap = two bars</w:t>
+      </w:r>
+    </w:p>
+    <w:p>
+      <w:pPr>
+        <w:keepNext/>
+        <w:keepLines/>
+        <w:pBdr>
+          <w:left w:val="single" w:sz="18" w:space="8" w:color="5B3FA6"/>
+        </w:pBdr>
+        <w:ind w:left="120"/>
+      </w:pPr>
+      <w:r>
+        <w:rPr>
+          <w:rFonts w:ascii="Courier New" w:eastAsia="Courier New" w:hAnsi="Courier New" w:cs="Courier New"/>
+          <w:color w:val="222222"/>
+          <w:sz w:val="17"/>
+          <w:szCs w:val="17"/>
+        </w:rPr>
+        <w:t xml:space="preserve">     A5        A5        G5        G5        F5        F5        G5        G5  (loop)</w:t>
+      </w:r>
+    </w:p>
+    <w:p>
+      <w:pPr>
+        <w:keepNext/>
+        <w:keepLines/>
+        <w:pBdr>
+          <w:left w:val="single" w:sz="18" w:space="8" w:color="5B3FA6"/>
+        </w:pBdr>
+        <w:ind w:left="120"/>
+      </w:pPr>
+      <w:r>
+        <w:rPr>
+          <w:rFonts w:ascii="Courier New" w:eastAsia="Courier New" w:hAnsi="Courier New" w:cs="Courier New"/>
+          <w:color w:val="222222"/>
+          <w:sz w:val="17"/>
+          <w:szCs w:val="17"/>
+        </w:rPr>
+        <w:t>e |--------|--------|--------|--------|--------|--------|--------|--------|</w:t>
+      </w:r>
+    </w:p>
+    <w:p>
+      <w:pPr>
+        <w:keepNext/>
+        <w:keepLines/>
+        <w:pBdr>
+          <w:left w:val="single" w:sz="18" w:space="8" w:color="5B3FA6"/>
+        </w:pBdr>
+        <w:ind w:left="120"/>
+      </w:pPr>
+      <w:r>
+        <w:rPr>
+          <w:rFonts w:ascii="Courier New" w:eastAsia="Courier New" w:hAnsi="Courier New" w:cs="Courier New"/>
+          <w:color w:val="222222"/>
+          <w:sz w:val="17"/>
+          <w:szCs w:val="17"/>
+        </w:rPr>
+        <w:t>B |--------|--------|--------|--------|--------|--------|--------|-------</w:t>
+      </w:r>
+      <w:r>
+        <w:rPr>
+          <w:rFonts w:ascii="Courier New" w:eastAsia="Courier New" w:hAnsi="Courier New" w:cs="Courier New"/>
+          <w:color w:val="222222"/>
+          <w:sz w:val="17"/>
+          <w:szCs w:val="17"/>
+        </w:rPr>
+        <w:t>-|</w:t>
+      </w:r>
+    </w:p>
+    <w:p>
+      <w:pPr>
+        <w:keepNext/>
+        <w:keepLines/>
+        <w:pBdr>
+          <w:left w:val="single" w:sz="18" w:space="8" w:color="5B3FA6"/>
+        </w:pBdr>
+        <w:ind w:left="120"/>
+      </w:pPr>
+      <w:r>
+        <w:rPr>
+          <w:rFonts w:ascii="Courier New" w:eastAsia="Courier New" w:hAnsi="Courier New" w:cs="Courier New"/>
+          <w:color w:val="222222"/>
+          <w:sz w:val="17"/>
+          <w:szCs w:val="17"/>
+        </w:rPr>
+        <w:t>G |--------|--------|--------|--------|--------|--------|--------|--------|</w:t>
+      </w:r>
+    </w:p>
+    <w:p>
+      <w:pPr>
+        <w:keepNext/>
+        <w:keepLines/>
+        <w:pBdr>
+          <w:left w:val="single" w:sz="18" w:space="8" w:color="5B3FA6"/>
+        </w:pBdr>
+        <w:ind w:left="120"/>
+      </w:pPr>
+      <w:r>
+        <w:rPr>
+          <w:rFonts w:ascii="Courier New" w:eastAsia="Courier New" w:hAnsi="Courier New" w:cs="Courier New"/>
+          <w:color w:val="222222"/>
+          <w:sz w:val="17"/>
+          <w:szCs w:val="17"/>
+        </w:rPr>
+        <w:t>D |--</w:t>
+      </w:r>
+      <w:r>
+        <w:rPr>
+          <w:rFonts w:ascii="Courier New" w:eastAsia="Courier New" w:hAnsi="Courier New" w:cs="Courier New"/>
+          <w:b/>
+          <w:bCs/>
+          <w:color w:val="5B3FA6"/>
+          <w:sz w:val="17"/>
+          <w:szCs w:val="17"/>
+        </w:rPr>
+        <w:t>2</w:t>
+      </w:r>
+      <w:r>
+        <w:rPr>
+          <w:rFonts w:ascii="Courier New" w:eastAsia="Courier New" w:hAnsi="Courier New" w:cs="Courier New"/>
+          <w:color w:val="222222"/>
+          <w:sz w:val="17"/>
+          <w:szCs w:val="17"/>
+        </w:rPr>
+        <w:t>-----|--</w:t>
+      </w:r>
+      <w:r>
+        <w:rPr>
+          <w:rFonts w:ascii="Courier New" w:eastAsia="Courier New" w:hAnsi="Courier New" w:cs="Courier New"/>
+          <w:b/>
+          <w:bCs/>
+          <w:color w:val="5B3FA6"/>
+          <w:sz w:val="17"/>
+          <w:szCs w:val="17"/>
+        </w:rPr>
+        <w:t>2</w:t>
+      </w:r>
+      <w:r>
+        <w:rPr>
+          <w:rFonts w:ascii="Courier New" w:eastAsia="Courier New" w:hAnsi="Courier New" w:cs="Courier New"/>
+          <w:color w:val="222222"/>
+          <w:sz w:val="17"/>
+          <w:szCs w:val="17"/>
+        </w:rPr>
+        <w:t>-----|--------|--------|--------|--------|--------|--------|</w:t>
+      </w:r>
+    </w:p>
+    <w:p>
+      <w:pPr>
+        <w:keepNext/>
+        <w:keepLines/>
+        <w:pBdr>
+          <w:left w:val="single" w:sz="18" w:space="8" w:color="5B3FA6"/>
+        </w:pBdr>
+        <w:ind w:left="120"/>
+      </w:pPr>
+      <w:r>
+        <w:rPr>
+          <w:rFonts w:ascii="Courier New" w:eastAsia="Courier New" w:hAnsi="Courier New" w:cs="Courier New"/>
+          <w:color w:val="222222"/>
+          <w:sz w:val="17"/>
+          <w:szCs w:val="17"/>
+        </w:rPr>
+        <w:t>A |--0-----|--0-----|--</w:t>
+      </w:r>
+      <w:r>
+        <w:rPr>
+          <w:rFonts w:ascii="Courier New" w:eastAsia="Courier New" w:hAnsi="Courier New" w:cs="Courier New"/>
+          <w:b/>
+          <w:bCs/>
+          <w:color w:val="5B3FA6"/>
+          <w:sz w:val="17"/>
+          <w:szCs w:val="17"/>
+        </w:rPr>
+        <w:t>5</w:t>
+      </w:r>
+      <w:r>
+        <w:rPr>
+          <w:rFonts w:ascii="Courier New" w:eastAsia="Courier New" w:hAnsi="Courier New" w:cs="Courier New"/>
+          <w:color w:val="222222"/>
+          <w:sz w:val="17"/>
+          <w:szCs w:val="17"/>
+        </w:rPr>
+        <w:t>-----|--</w:t>
+      </w:r>
+      <w:r>
+        <w:rPr>
+          <w:rFonts w:ascii="Courier New" w:eastAsia="Courier New" w:hAnsi="Courier New" w:cs="Courier New"/>
+          <w:b/>
+          <w:bCs/>
+          <w:color w:val="5B3FA6"/>
+          <w:sz w:val="17"/>
+          <w:szCs w:val="17"/>
+        </w:rPr>
+        <w:t>5</w:t>
+      </w:r>
+      <w:r>
+        <w:rPr>
+          <w:rFonts w:ascii="Courier New" w:eastAsia="Courier New" w:hAnsi="Courier New" w:cs="Courier New"/>
+          <w:color w:val="222222"/>
+          <w:sz w:val="17"/>
+          <w:szCs w:val="17"/>
+        </w:rPr>
+        <w:t>-----|--</w:t>
+      </w:r>
+      <w:r>
+        <w:rPr>
+          <w:rFonts w:ascii="Courier New" w:eastAsia="Courier New" w:hAnsi="Courier New" w:cs="Courier New"/>
+          <w:b/>
+          <w:bCs/>
+          <w:color w:val="5B3FA6"/>
+          <w:sz w:val="17"/>
+          <w:szCs w:val="17"/>
+        </w:rPr>
+        <w:t>3</w:t>
+      </w:r>
+      <w:r>
+        <w:rPr>
+          <w:rFonts w:ascii="Courier New" w:eastAsia="Courier New" w:hAnsi="Courier New" w:cs="Courier New"/>
+          <w:color w:val="222222"/>
+          <w:sz w:val="17"/>
+          <w:szCs w:val="17"/>
+        </w:rPr>
+        <w:t>-----|--</w:t>
+      </w:r>
+      <w:r>
+        <w:rPr>
+          <w:rFonts w:ascii="Courier New" w:eastAsia="Courier New" w:hAnsi="Courier New" w:cs="Courier New"/>
+          <w:b/>
+          <w:bCs/>
+          <w:color w:val="5B3FA6"/>
+          <w:sz w:val="17"/>
+          <w:szCs w:val="17"/>
+        </w:rPr>
+        <w:t>3</w:t>
+      </w:r>
+      <w:r>
+        <w:rPr>
+          <w:rFonts w:ascii="Courier New" w:eastAsia="Courier New" w:hAnsi="Courier New" w:cs="Courier New"/>
+          <w:color w:val="222222"/>
+          <w:sz w:val="17"/>
+          <w:szCs w:val="17"/>
+        </w:rPr>
+        <w:t>-----|--</w:t>
+      </w:r>
+      <w:r>
+        <w:rPr>
+          <w:rFonts w:ascii="Courier New" w:eastAsia="Courier New" w:hAnsi="Courier New" w:cs="Courier New"/>
+          <w:b/>
+          <w:bCs/>
+          <w:color w:val="5B3FA6"/>
+          <w:sz w:val="17"/>
+          <w:szCs w:val="17"/>
+        </w:rPr>
+        <w:t>5</w:t>
+      </w:r>
+      <w:r>
+        <w:rPr>
+          <w:rFonts w:ascii="Courier New" w:eastAsia="Courier New" w:hAnsi="Courier New" w:cs="Courier New"/>
+          <w:color w:val="222222"/>
+          <w:sz w:val="17"/>
+          <w:szCs w:val="17"/>
+        </w:rPr>
+        <w:t>-----|--</w:t>
+      </w:r>
+      <w:r>
+        <w:rPr>
+          <w:rFonts w:ascii="Courier New" w:eastAsia="Courier New" w:hAnsi="Courier New" w:cs="Courier New"/>
+          <w:b/>
+          <w:bCs/>
+          <w:color w:val="5B3FA6"/>
+          <w:sz w:val="17"/>
+          <w:szCs w:val="17"/>
+        </w:rPr>
+        <w:t>5</w:t>
+      </w:r>
+      <w:r>
+        <w:rPr>
+          <w:rFonts w:ascii="Courier New" w:eastAsia="Courier New" w:hAnsi="Courier New" w:cs="Courier New"/>
+          <w:color w:val="222222"/>
+          <w:sz w:val="17"/>
+          <w:szCs w:val="17"/>
+        </w:rPr>
+        <w:t>-----|</w:t>
+      </w:r>
+    </w:p>
+    <w:p>
+      <w:pPr>
+        <w:keepNext/>
+        <w:keepLines/>
+        <w:pBdr>
+          <w:left w:val="single" w:sz="18" w:space="8" w:color="5B3FA6"/>
+        </w:pBdr>
+        <w:ind w:left="120"/>
+      </w:pPr>
+      <w:r>
+        <w:rPr>
+          <w:rFonts w:ascii="Courier New" w:eastAsia="Courier New" w:hAnsi="Courier New" w:cs="Courier New"/>
+          <w:color w:val="222222"/>
+          <w:sz w:val="17"/>
+          <w:szCs w:val="17"/>
+        </w:rPr>
+        <w:t>E |--------|--------|--3-</w:t>
+      </w:r>
+      <w:r>
+        <w:rPr>
+          <w:rFonts w:ascii="Courier New" w:eastAsia="Courier New" w:hAnsi="Courier New" w:cs="Courier New"/>
+          <w:color w:val="222222"/>
+          <w:sz w:val="17"/>
+          <w:szCs w:val="17"/>
+        </w:rPr>
+        <w:t>----|--3-----|--1-----|--1-----|--3-----|--3-----|</w:t>
       </w:r>
     </w:p>
     <w:p>
@@ -1414,7 +1442,7 @@
         <w:rPr>
           <w:color w:val="222222"/>
         </w:rPr>
-        <w:t>A5 is one finger on the D string, with the open A ringing under it. Land the whole hand at once.</w:t>
+        <w:t>A5 is one finger on the D string with open A ringing under it. Land the whole hand at once on each change.</w:t>
       </w:r>
     </w:p>
     <w:p>
@@ -1463,7 +1491,13 @@
         <w:rPr>
           <w:color w:val="222222"/>
         </w:rPr>
-        <w:t>Change chords every beat instead of every 2 — same 60 BPM, twice the changes.</w:t>
+        <w:t>Change chords every beat instead of every 2 — same 60 BPM</w:t>
+      </w:r>
+      <w:r>
+        <w:rPr>
+          <w:color w:val="222222"/>
+        </w:rPr>
+        <w:t>, twice the changes.</w:t>
       </w:r>
     </w:p>
     <w:p>
@@ -2888,7 +2922,7 @@
           <w:left w:w="10" w:type="dxa"/>
           <w:right w:w="10" w:type="dxa"/>
         </w:tblCellMar>
-        <w:tblLook w:val="04A0" w:firstRow="1" w:lastRow="0" w:firstColumn="1" w:lastColumn="0" w:noHBand="0" w:noVBand="1"/>
+        <w:tblLook w:val="0000" w:firstRow="0" w:lastRow="0" w:firstColumn="0" w:lastColumn="0" w:noHBand="0" w:noVBand="0"/>
       </w:tblPr>
       <w:tblGrid>
         <w:gridCol w:w="3480"/>
@@ -4773,7 +4807,7 @@
           <w:left w:w="10" w:type="dxa"/>
           <w:right w:w="10" w:type="dxa"/>
         </w:tblCellMar>
-        <w:tblLook w:val="04A0" w:firstRow="1" w:lastRow="0" w:firstColumn="1" w:lastColumn="0" w:noHBand="0" w:noVBand="1"/>
+        <w:tblLook w:val="0000" w:firstRow="0" w:lastRow="0" w:firstColumn="0" w:lastColumn="0" w:noHBand="0" w:noVBand="0"/>
       </w:tblPr>
       <w:tblGrid>
         <w:gridCol w:w="3480"/>
@@ -5884,10 +5918,10 @@
 <file path=word/numbering.xml><?xml version="1.0" encoding="utf-8"?>
 <w:numbering xmlns:wpc="http://schemas.microsoft.com/office/word/2010/wordprocessingCanvas" xmlns:cx="http://schemas.microsoft.com/office/drawing/2014/chartex" xmlns:cx1="http://schemas.microsoft.com/office/drawing/2015/9/8/chartex" xmlns:mc="http://schemas.openxmlformats.org/markup-compatibility/2006" xmlns:o="urn:schemas-microsoft-com:office:office" xmlns:r="http://schemas.openxmlformats.org/officeDocument/2006/relationships" xmlns:m="http://schemas.openxmlformats.org/officeDocument/2006/math" xmlns:v="urn:schemas-microsoft-com:vml" xmlns:wp14="http://schemas.microsoft.com/office/word/2010/wordprocessingDrawing" xmlns:wp="http://schemas.openxmlformats.org/drawingml/2006/wordprocessingDrawing" xmlns:w10="urn:schemas-microsoft-com:office:word" xmlns:w="http://schemas.openxmlformats.org/wordprocessingml/2006/main" xmlns:w14="http://schemas.microsoft.com/office/word/2010/wordml" xmlns:w15="http://schemas.microsoft.com/office/word/2012/wordml" xmlns:w16se="http://schemas.microsoft.com/office/word/2015/wordml/symex" xmlns:wpg="http://schemas.microsoft.com/office/word/2010/wordprocessingGroup" xmlns:wpi="http://schemas.microsoft.com/office/word/2010/wordprocessingInk" xmlns:wne="http://schemas.microsoft.com/office/word/2006/wordml" xmlns:wps="http://schemas.microsoft.com/office/word/2010/wordprocessingShape" mc:Ignorable="w14 w15 w16se wp14">
   <w:abstractNum w:abstractNumId="0" w15:restartNumberingAfterBreak="0">
-    <w:nsid w:val="6355055B"/>
+    <w:nsid w:val="47251F40"/>
     <w:multiLevelType w:val="hybridMultilevel"/>
-    <w:tmpl w:val="338CF86A"/>
-    <w:lvl w:ilvl="0" w:tplc="BC488684">
+    <w:tmpl w:val="30269A32"/>
+    <w:lvl w:ilvl="0" w:tplc="1E0AD336">
       <w:start w:val="1"/>
       <w:numFmt w:val="bullet"/>
       <w:lvlText w:val="●"/>
@@ -5896,7 +5930,7 @@
         <w:ind w:left="720" w:hanging="360"/>
       </w:pPr>
     </w:lvl>
-    <w:lvl w:ilvl="1" w:tplc="12500EE6">
+    <w:lvl w:ilvl="1" w:tplc="4B74237E">
       <w:start w:val="1"/>
       <w:numFmt w:val="bullet"/>
       <w:lvlText w:val="○"/>
@@ -5905,7 +5939,7 @@
         <w:ind w:left="1440" w:hanging="360"/>
       </w:pPr>
     </w:lvl>
-    <w:lvl w:ilvl="2" w:tplc="DE3C1F16">
+    <w:lvl w:ilvl="2" w:tplc="008E89A6">
       <w:start w:val="1"/>
       <w:numFmt w:val="bullet"/>
       <w:lvlText w:val="■"/>
@@ -5914,7 +5948,7 @@
         <w:ind w:left="2160" w:hanging="360"/>
       </w:pPr>
     </w:lvl>
-    <w:lvl w:ilvl="3" w:tplc="19202E60">
+    <w:lvl w:ilvl="3" w:tplc="3A7E7E42">
       <w:start w:val="1"/>
       <w:numFmt w:val="bullet"/>
       <w:lvlText w:val="●"/>
@@ -5923,7 +5957,7 @@
         <w:ind w:left="2880" w:hanging="360"/>
       </w:pPr>
     </w:lvl>
-    <w:lvl w:ilvl="4" w:tplc="8A72ABD2">
+    <w:lvl w:ilvl="4" w:tplc="2790146E">
       <w:start w:val="1"/>
       <w:numFmt w:val="bullet"/>
       <w:lvlText w:val="○"/>
@@ -5932,7 +5966,7 @@
         <w:ind w:left="3600" w:hanging="360"/>
       </w:pPr>
     </w:lvl>
-    <w:lvl w:ilvl="5" w:tplc="284A0558">
+    <w:lvl w:ilvl="5" w:tplc="4738C252">
       <w:start w:val="1"/>
       <w:numFmt w:val="bullet"/>
       <w:lvlText w:val="■"/>
@@ -5941,7 +5975,7 @@
         <w:ind w:left="4320" w:hanging="360"/>
       </w:pPr>
     </w:lvl>
-    <w:lvl w:ilvl="6" w:tplc="62C0FCF8">
+    <w:lvl w:ilvl="6" w:tplc="77427E24">
       <w:start w:val="1"/>
       <w:numFmt w:val="bullet"/>
       <w:lvlText w:val="●"/>
@@ -5950,7 +5984,7 @@
         <w:ind w:left="5040" w:hanging="360"/>
       </w:pPr>
     </w:lvl>
-    <w:lvl w:ilvl="7" w:tplc="392A7E04">
+    <w:lvl w:ilvl="7" w:tplc="B8CE34B0">
       <w:start w:val="1"/>
       <w:numFmt w:val="bullet"/>
       <w:lvlText w:val="●"/>
@@ -5959,7 +5993,7 @@
         <w:ind w:left="5760" w:hanging="360"/>
       </w:pPr>
     </w:lvl>
-    <w:lvl w:ilvl="8" w:tplc="C528490A">
+    <w:lvl w:ilvl="8" w:tplc="9F447EE8">
       <w:start w:val="1"/>
       <w:numFmt w:val="bullet"/>
       <w:lvlText w:val="●"/>
